--- a/open_mahjong_web/client/public/rulebooks/shanghai-qinghunpeng.docx
+++ b/open_mahjong_web/client/public/rulebooks/shanghai-qinghunpeng.docx
@@ -21,19 +21,39 @@
         <w:jc w:val="center"/>
         <w:rPr>
           <w:rFonts w:hint="eastAsia"/>
-          <w:b/>
           <w:bCs/>
+          <w:color w:val="000000" w:themeColor="text1"/>
           <w:sz w:val="44"/>
           <w:szCs w:val="44"/>
-        </w:rPr>
-      </w:pPr>
-      <w:r>
-        <w:rPr>
-          <w:rFonts w:hint="eastAsia"/>
-          <w:b/>
+          <w14:shadow w14:blurRad="38100" w14:dist="19050" w14:dir="2700000" w14:sx="100000" w14:sy="100000" w14:kx="0" w14:ky="0" w14:algn="tl">
+            <w14:schemeClr w14:val="dk1">
+              <w14:alpha w14:val="60000"/>
+            </w14:schemeClr>
+          </w14:shadow>
+          <w14:textOutline w14:w="0" w14:cap="flat" w14:cmpd="sng" w14:algn="ctr">
+            <w14:noFill/>
+            <w14:prstDash w14:val="solid"/>
+            <w14:round/>
+          </w14:textOutline>
+        </w:rPr>
+      </w:pPr>
+      <w:r>
+        <w:rPr>
+          <w:rFonts w:hint="eastAsia"/>
           <w:bCs/>
+          <w:color w:val="000000" w:themeColor="text1"/>
           <w:sz w:val="44"/>
           <w:szCs w:val="44"/>
+          <w14:shadow w14:blurRad="38100" w14:dist="19050" w14:dir="2700000" w14:sx="100000" w14:sy="100000" w14:kx="0" w14:ky="0" w14:algn="tl">
+            <w14:schemeClr w14:val="dk1">
+              <w14:alpha w14:val="60000"/>
+            </w14:schemeClr>
+          </w14:shadow>
+          <w14:textOutline w14:w="0" w14:cap="flat" w14:cmpd="sng" w14:algn="ctr">
+            <w14:noFill/>
+            <w14:prstDash w14:val="solid"/>
+            <w14:round/>
+          </w14:textOutline>
         </w:rPr>
         <w:t>上海清混碰规则</w:t>
       </w:r>
@@ -63,6 +83,7 @@
           <w:rFonts w:hint="eastAsia"/>
           <w:b/>
           <w:bCs/>
+          <w:color w:val="4C94D8" w:themeColor="text2" w:themeTint="80"/>
           <w:sz w:val="32"/>
           <w:szCs w:val="32"/>
         </w:rPr>
@@ -72,6 +93,7 @@
           <w:rFonts w:hint="eastAsia"/>
           <w:b/>
           <w:bCs/>
+          <w:color w:val="4C94D8" w:themeColor="text2" w:themeTint="80"/>
           <w:sz w:val="32"/>
           <w:szCs w:val="32"/>
         </w:rPr>
@@ -180,7 +202,14 @@
           <w:rFonts w:hint="eastAsia"/>
           <w:szCs w:val="22"/>
         </w:rPr>
-        <w:t>四人对战，第一局随机定庄，其后和牌者或一炮多响者（如有）做庄。</w:t>
+        <w:t>四人对战，第一局随机定庄，其后和牌者或一炮多响者（如有）做庄</w:t>
+      </w:r>
+      <w:r>
+        <w:rPr>
+          <w:rFonts w:hint="eastAsia"/>
+          <w:szCs w:val="22"/>
+        </w:rPr>
+        <w:t>；荒庄则庄家不变。</w:t>
       </w:r>
     </w:p>
     <w:p>
@@ -238,7 +267,14 @@
           <w:rFonts w:hint="eastAsia"/>
           <w:szCs w:val="22"/>
         </w:rPr>
-        <w:t>。</w:t>
+        <w:t>；</w:t>
+      </w:r>
+      <w:r>
+        <w:rPr>
+          <w:rFonts w:hint="eastAsia"/>
+          <w:szCs w:val="22"/>
+        </w:rPr>
+        <w:t>吃碰之后必须打出一张牌，不可以补杠或暗杠。</w:t>
       </w:r>
     </w:p>
     <w:p>
@@ -258,73 +294,80 @@
       </w:pPr>
       <w:r>
         <w:rPr>
-          <w:rFonts w:hint="eastAsia"/>
-          <w:szCs w:val="22"/>
-        </w:rPr>
-        <w:t>花牌</w:t>
-      </w:r>
-      <w:r>
-        <w:rPr>
-          <w:rFonts w:hint="eastAsia"/>
-          <w:szCs w:val="22"/>
-        </w:rPr>
-        <w:t>仅</w:t>
-      </w:r>
-      <w:r>
-        <w:rPr>
-          <w:rFonts w:hint="eastAsia"/>
-          <w:szCs w:val="22"/>
-        </w:rPr>
-        <w:t>用于补花，</w:t>
-      </w:r>
-      <w:r>
-        <w:rPr>
-          <w:rFonts w:hint="eastAsia"/>
-          <w:szCs w:val="22"/>
-        </w:rPr>
-        <w:t>不可以作为正常手牌使用，</w:t>
-      </w:r>
-      <w:r>
-        <w:rPr>
-          <w:rFonts w:hint="eastAsia"/>
-          <w:szCs w:val="22"/>
-        </w:rPr>
-        <w:t>玩家摸到花</w:t>
-      </w:r>
-      <w:r>
-        <w:rPr>
-          <w:rFonts w:hint="eastAsia"/>
-          <w:szCs w:val="22"/>
-        </w:rPr>
-        <w:t>必须</w:t>
-      </w:r>
-      <w:r>
-        <w:rPr>
-          <w:rFonts w:hint="eastAsia"/>
-          <w:szCs w:val="22"/>
-        </w:rPr>
-        <w:t>将花</w:t>
-      </w:r>
-      <w:r>
-        <w:rPr>
-          <w:rFonts w:hint="eastAsia"/>
-          <w:szCs w:val="22"/>
-        </w:rPr>
-        <w:t>亮出，随后逆时针从牌墙尾部</w:t>
-      </w:r>
-      <w:r>
-        <w:rPr>
-          <w:rFonts w:hint="eastAsia"/>
-          <w:szCs w:val="22"/>
-        </w:rPr>
-        <w:t>补摸一张牌，每摸一张花补一张牌</w:t>
-      </w:r>
-      <w:r>
-        <w:rPr>
-          <w:rFonts w:hint="eastAsia"/>
-          <w:szCs w:val="22"/>
-        </w:rPr>
-        <w:t>。</w:t>
+          <w:rFonts w:eastAsiaTheme="minorHAnsi" w:hint="eastAsia"/>
+          <w:szCs w:val="22"/>
+        </w:rPr>
+        <w:t>吃碰</w:t>
+      </w:r>
+      <w:r>
+        <w:rPr>
+          <w:rFonts w:eastAsiaTheme="minorHAnsi" w:hint="eastAsia"/>
+          <w:szCs w:val="22"/>
+        </w:rPr>
+        <w:t>一张</w:t>
+      </w:r>
+      <w:r>
+        <w:rPr>
+          <w:rFonts w:eastAsiaTheme="minorHAnsi" w:hint="eastAsia"/>
+          <w:szCs w:val="22"/>
+        </w:rPr>
+        <w:t>牌后</w:t>
+      </w:r>
+      <w:r>
+        <w:rPr>
+          <w:rFonts w:eastAsiaTheme="minorHAnsi" w:hint="eastAsia"/>
+          <w:szCs w:val="22"/>
+        </w:rPr>
+        <w:t>，</w:t>
+      </w:r>
+      <w:r>
+        <w:rPr>
+          <w:rFonts w:eastAsiaTheme="minorHAnsi" w:hint="eastAsia"/>
+          <w:szCs w:val="22"/>
+        </w:rPr>
+        <w:t>不允许</w:t>
+      </w:r>
+      <w:r>
+        <w:rPr>
+          <w:rFonts w:eastAsiaTheme="minorHAnsi" w:hint="eastAsia"/>
+          <w:szCs w:val="22"/>
+        </w:rPr>
+        <w:t>立刻</w:t>
+      </w:r>
+      <w:r>
+        <w:rPr>
+          <w:rFonts w:eastAsiaTheme="minorHAnsi" w:hint="eastAsia"/>
+          <w:szCs w:val="22"/>
+        </w:rPr>
+        <w:t>打出</w:t>
+      </w:r>
+      <w:r>
+        <w:rPr>
+          <w:rFonts w:eastAsiaTheme="minorHAnsi" w:hint="eastAsia"/>
+          <w:szCs w:val="22"/>
+        </w:rPr>
+        <w:t>相同的</w:t>
+      </w:r>
+      <w:r>
+        <w:rPr>
+          <w:rFonts w:eastAsiaTheme="minorHAnsi" w:hint="eastAsia"/>
+          <w:szCs w:val="22"/>
+        </w:rPr>
+        <w:t>牌</w:t>
+      </w:r>
+      <w:r>
+        <w:rPr>
+          <w:rFonts w:eastAsiaTheme="minorHAnsi" w:hint="eastAsia"/>
+          <w:szCs w:val="22"/>
+        </w:rPr>
+        <w:t>；</w:t>
+      </w:r>
+      <w:r>
+        <w:rPr>
+          <w:rFonts w:eastAsiaTheme="minorHAnsi" w:hint="eastAsia"/>
+          <w:szCs w:val="22"/>
+        </w:rPr>
+        <w:t>第四口吃碰除外。</w:t>
       </w:r>
     </w:p>
     <w:p>
@@ -344,6 +387,164 @@
       </w:pPr>
       <w:r>
         <w:rPr>
+          <w:rFonts w:eastAsiaTheme="minorHAnsi" w:hint="eastAsia"/>
+          <w:szCs w:val="22"/>
+        </w:rPr>
+        <w:t>如果自家打出自己的和牌，或有人打出自家和牌而不和，则直到下一次摸牌前都不可以再和牌；第四口吃碰后打出自己和牌者，</w:t>
+      </w:r>
+      <w:r>
+        <w:rPr>
+          <w:rFonts w:eastAsiaTheme="minorHAnsi"/>
+          <w:szCs w:val="22"/>
+        </w:rPr>
+        <w:t>可以</w:t>
+      </w:r>
+      <w:r>
+        <w:rPr>
+          <w:rFonts w:eastAsiaTheme="minorHAnsi" w:hint="eastAsia"/>
+          <w:szCs w:val="22"/>
+        </w:rPr>
+        <w:t>正常接铳第一张被</w:t>
+      </w:r>
+      <w:r>
+        <w:rPr>
+          <w:rFonts w:eastAsiaTheme="minorHAnsi"/>
+          <w:szCs w:val="22"/>
+        </w:rPr>
+        <w:t>打出的</w:t>
+      </w:r>
+      <w:r>
+        <w:rPr>
+          <w:rFonts w:eastAsiaTheme="minorHAnsi" w:hint="eastAsia"/>
+          <w:szCs w:val="22"/>
+        </w:rPr>
+        <w:t>和</w:t>
+      </w:r>
+      <w:r>
+        <w:rPr>
+          <w:rFonts w:eastAsiaTheme="minorHAnsi"/>
+          <w:szCs w:val="22"/>
+        </w:rPr>
+        <w:t>牌。</w:t>
+      </w:r>
+    </w:p>
+    <w:p>
+      <w:pPr>
+        <w:pStyle w:val="a9"/>
+        <w:numPr>
+          <w:ilvl w:val="0"/>
+          <w:numId w:val="3"/>
+        </w:numPr>
+        <w:spacing w:after="0" w:line="240" w:lineRule="atLeast"/>
+        <w:ind w:leftChars="50" w:left="552" w:hanging="442"/>
+        <w:contextualSpacing w:val="0"/>
+        <w:rPr>
+          <w:rFonts w:hint="eastAsia"/>
+          <w:szCs w:val="22"/>
+        </w:rPr>
+      </w:pPr>
+      <w:r>
+        <w:rPr>
+          <w:rFonts w:hint="eastAsia"/>
+          <w:szCs w:val="22"/>
+        </w:rPr>
+        <w:t>花牌</w:t>
+      </w:r>
+      <w:r>
+        <w:rPr>
+          <w:rFonts w:hint="eastAsia"/>
+          <w:szCs w:val="22"/>
+        </w:rPr>
+        <w:t>仅</w:t>
+      </w:r>
+      <w:r>
+        <w:rPr>
+          <w:rFonts w:hint="eastAsia"/>
+          <w:szCs w:val="22"/>
+        </w:rPr>
+        <w:t>用于补花，</w:t>
+      </w:r>
+      <w:r>
+        <w:rPr>
+          <w:rFonts w:hint="eastAsia"/>
+          <w:szCs w:val="22"/>
+        </w:rPr>
+        <w:t>不可以作为正常手牌使用，</w:t>
+      </w:r>
+      <w:r>
+        <w:rPr>
+          <w:rFonts w:hint="eastAsia"/>
+          <w:szCs w:val="22"/>
+        </w:rPr>
+        <w:t>玩家</w:t>
+      </w:r>
+      <w:r>
+        <w:rPr>
+          <w:rFonts w:hint="eastAsia"/>
+          <w:szCs w:val="22"/>
+        </w:rPr>
+        <w:t>摸到花</w:t>
+      </w:r>
+      <w:r>
+        <w:rPr>
+          <w:rFonts w:hint="eastAsia"/>
+          <w:szCs w:val="22"/>
+        </w:rPr>
+        <w:t>必须</w:t>
+      </w:r>
+      <w:r>
+        <w:rPr>
+          <w:rFonts w:hint="eastAsia"/>
+          <w:szCs w:val="22"/>
+        </w:rPr>
+        <w:t>将花</w:t>
+      </w:r>
+      <w:r>
+        <w:rPr>
+          <w:rFonts w:hint="eastAsia"/>
+          <w:szCs w:val="22"/>
+        </w:rPr>
+        <w:t>补</w:t>
+      </w:r>
+      <w:r>
+        <w:rPr>
+          <w:rFonts w:hint="eastAsia"/>
+          <w:szCs w:val="22"/>
+        </w:rPr>
+        <w:t>出，随后逆时针从牌墙尾部</w:t>
+      </w:r>
+      <w:r>
+        <w:rPr>
+          <w:rFonts w:hint="eastAsia"/>
+          <w:szCs w:val="22"/>
+        </w:rPr>
+        <w:t>补摸一张牌，每摸一张花补一张牌</w:t>
+      </w:r>
+      <w:r>
+        <w:rPr>
+          <w:rFonts w:hint="eastAsia"/>
+          <w:szCs w:val="22"/>
+        </w:rPr>
+        <w:t>。</w:t>
+      </w:r>
+    </w:p>
+    <w:p>
+      <w:pPr>
+        <w:pStyle w:val="a9"/>
+        <w:numPr>
+          <w:ilvl w:val="0"/>
+          <w:numId w:val="3"/>
+        </w:numPr>
+        <w:spacing w:after="0" w:line="240" w:lineRule="atLeast"/>
+        <w:ind w:leftChars="50" w:left="552" w:hanging="442"/>
+        <w:contextualSpacing w:val="0"/>
+        <w:rPr>
+          <w:rFonts w:hint="eastAsia"/>
+          <w:szCs w:val="22"/>
+        </w:rPr>
+      </w:pPr>
+      <w:r>
+        <w:rPr>
           <w:rFonts w:hint="eastAsia"/>
           <w:szCs w:val="22"/>
         </w:rPr>
@@ -780,6 +981,7 @@
           <w:rFonts w:hint="eastAsia"/>
           <w:b/>
           <w:bCs/>
+          <w:color w:val="4C94D8" w:themeColor="text2" w:themeTint="80"/>
           <w:sz w:val="32"/>
           <w:szCs w:val="32"/>
         </w:rPr>
@@ -789,6 +991,7 @@
           <w:rFonts w:hint="eastAsia"/>
           <w:b/>
           <w:bCs/>
+          <w:color w:val="4C94D8" w:themeColor="text2" w:themeTint="80"/>
           <w:sz w:val="32"/>
           <w:szCs w:val="32"/>
         </w:rPr>
@@ -1110,6 +1313,7 @@
                 <w:rFonts w:hint="eastAsia"/>
                 <w:szCs w:val="22"/>
               </w:rPr>
+              <w:lastRenderedPageBreak/>
               <w:t>数牌</w:t>
             </w:r>
           </w:p>
@@ -1463,6 +1667,7 @@
           <w:rFonts w:hint="eastAsia"/>
           <w:b/>
           <w:bCs/>
+          <w:color w:val="4C94D8" w:themeColor="text2" w:themeTint="80"/>
           <w:sz w:val="32"/>
           <w:szCs w:val="32"/>
         </w:rPr>
@@ -1472,6 +1677,7 @@
           <w:rFonts w:hint="eastAsia"/>
           <w:b/>
           <w:bCs/>
+          <w:color w:val="4C94D8" w:themeColor="text2" w:themeTint="80"/>
           <w:sz w:val="32"/>
           <w:szCs w:val="32"/>
         </w:rPr>
@@ -1482,6 +1688,7 @@
           <w:rFonts w:hint="eastAsia"/>
           <w:b/>
           <w:bCs/>
+          <w:color w:val="4C94D8" w:themeColor="text2" w:themeTint="80"/>
           <w:sz w:val="32"/>
           <w:szCs w:val="32"/>
         </w:rPr>
@@ -1502,7 +1709,28 @@
           <w:rFonts w:hint="eastAsia"/>
           <w:szCs w:val="22"/>
         </w:rPr>
-        <w:t>起和番和额外番的番值</w:t>
+        <w:t>番种分为起和番和额外番两种，同时达成</w:t>
+      </w:r>
+      <w:r>
+        <w:rPr>
+          <w:rFonts w:hint="eastAsia"/>
+          <w:szCs w:val="22"/>
+        </w:rPr>
+        <w:t>多种番种</w:t>
+      </w:r>
+      <w:r>
+        <w:rPr>
+          <w:rFonts w:hint="eastAsia"/>
+          <w:szCs w:val="22"/>
+        </w:rPr>
+        <w:t>时</w:t>
+      </w:r>
+      <w:r>
+        <w:rPr>
+          <w:rFonts w:hint="eastAsia"/>
+          <w:szCs w:val="22"/>
+        </w:rPr>
+        <w:t>，番值</w:t>
       </w:r>
       <w:r>
         <w:rPr>
@@ -1518,7 +1746,35 @@
           <w:rFonts w:hint="eastAsia"/>
           <w:szCs w:val="22"/>
         </w:rPr>
-        <w:t>，达成时两者取其大者计算。</w:t>
+        <w:t>，</w:t>
+      </w:r>
+      <w:r>
+        <w:rPr>
+          <w:rFonts w:hint="eastAsia"/>
+          <w:szCs w:val="22"/>
+        </w:rPr>
+        <w:t>仅</w:t>
+      </w:r>
+      <w:r>
+        <w:rPr>
+          <w:rFonts w:hint="eastAsia"/>
+          <w:szCs w:val="22"/>
+        </w:rPr>
+        <w:t>取</w:t>
+      </w:r>
+      <w:r>
+        <w:rPr>
+          <w:rFonts w:hint="eastAsia"/>
+          <w:szCs w:val="22"/>
+        </w:rPr>
+        <w:t>番值最</w:t>
+      </w:r>
+      <w:r>
+        <w:rPr>
+          <w:rFonts w:hint="eastAsia"/>
+          <w:szCs w:val="22"/>
+        </w:rPr>
+        <w:t>大者计算。</w:t>
       </w:r>
     </w:p>
     <w:p>
@@ -1560,7 +1816,21 @@
           <w:rFonts w:hint="eastAsia"/>
           <w:szCs w:val="22"/>
         </w:rPr>
-        <w:t>起和番设有七种，番值不一。</w:t>
+        <w:t>起和番</w:t>
+      </w:r>
+      <w:r>
+        <w:rPr>
+          <w:rFonts w:hint="eastAsia"/>
+          <w:szCs w:val="22"/>
+        </w:rPr>
+        <w:t>为和牌时必须满足的基本牌型，</w:t>
+      </w:r>
+      <w:r>
+        <w:rPr>
+          <w:rFonts w:hint="eastAsia"/>
+          <w:szCs w:val="22"/>
+        </w:rPr>
+        <w:t>设有七种，番值不一。</w:t>
       </w:r>
     </w:p>
     <w:p>
@@ -2302,18 +2572,18 @@
     <w:p>
       <w:pPr>
         <w:spacing w:after="0" w:line="240" w:lineRule="atLeast"/>
-        <w:ind w:firstLine="360"/>
-        <w:rPr>
-          <w:rFonts w:hint="eastAsia"/>
-          <w:szCs w:val="22"/>
-        </w:rPr>
-      </w:pPr>
-      <w:r>
-        <w:rPr>
-          <w:rFonts w:hint="eastAsia"/>
-          <w:szCs w:val="22"/>
-        </w:rPr>
-        <w:t>原则上不允许无法满足起和番的吃碰杠。如：</w:t>
+        <w:ind w:firstLine="420"/>
+        <w:rPr>
+          <w:rFonts w:hint="eastAsia"/>
+          <w:szCs w:val="22"/>
+        </w:rPr>
+      </w:pPr>
+      <w:r>
+        <w:rPr>
+          <w:rFonts w:hint="eastAsia"/>
+          <w:szCs w:val="22"/>
+        </w:rPr>
+        <w:t>不允许无法满足起和番的吃碰杠。如：</w:t>
       </w:r>
       <w:r>
         <w:rPr>
@@ -2396,7 +2666,42 @@
           <w:rFonts w:hint="eastAsia"/>
           <w:szCs w:val="22"/>
         </w:rPr>
-        <w:t>设有三种</w:t>
+        <w:t>为和牌时</w:t>
+      </w:r>
+      <w:r>
+        <w:rPr>
+          <w:rFonts w:hint="eastAsia"/>
+          <w:szCs w:val="22"/>
+        </w:rPr>
+        <w:t>额外</w:t>
+      </w:r>
+      <w:r>
+        <w:rPr>
+          <w:rFonts w:hint="eastAsia"/>
+          <w:szCs w:val="22"/>
+        </w:rPr>
+        <w:t>满足的条件，</w:t>
+      </w:r>
+      <w:r>
+        <w:rPr>
+          <w:rFonts w:hint="eastAsia"/>
+          <w:szCs w:val="22"/>
+        </w:rPr>
+        <w:t>设有</w:t>
+      </w:r>
+      <w:r>
+        <w:rPr>
+          <w:rFonts w:hint="eastAsia"/>
+          <w:szCs w:val="22"/>
+        </w:rPr>
+        <w:t>四</w:t>
+      </w:r>
+      <w:r>
+        <w:rPr>
+          <w:rFonts w:hint="eastAsia"/>
+          <w:szCs w:val="22"/>
+        </w:rPr>
+        <w:t>种</w:t>
       </w:r>
       <w:r>
         <w:rPr>
@@ -2447,7 +2752,16 @@
           <w:bCs/>
           <w:szCs w:val="22"/>
         </w:rPr>
-        <w:t>仅满足额外番</w:t>
+        <w:t>仅达成额外</w:t>
+      </w:r>
+      <w:r>
+        <w:rPr>
+          <w:rFonts w:hint="eastAsia"/>
+          <w:b/>
+          <w:bCs/>
+          <w:szCs w:val="22"/>
+        </w:rPr>
+        <w:t>番</w:t>
       </w:r>
       <w:r>
         <w:rPr>
@@ -2583,7 +2897,35 @@
                 <w:rFonts w:hint="eastAsia"/>
                 <w:szCs w:val="22"/>
               </w:rPr>
-              <w:t>吃碰杠四口后，只剩一张牌单吊和牌</w:t>
+              <w:t>吃碰杠</w:t>
+            </w:r>
+            <w:r>
+              <w:rPr>
+                <w:rFonts w:hint="eastAsia"/>
+                <w:szCs w:val="22"/>
+              </w:rPr>
+              <w:t>（暗杠）</w:t>
+            </w:r>
+            <w:r>
+              <w:rPr>
+                <w:rFonts w:hint="eastAsia"/>
+                <w:szCs w:val="22"/>
+              </w:rPr>
+              <w:t>四</w:t>
+            </w:r>
+            <w:r>
+              <w:rPr>
+                <w:rFonts w:hint="eastAsia"/>
+                <w:szCs w:val="22"/>
+              </w:rPr>
+              <w:t>次</w:t>
+            </w:r>
+            <w:r>
+              <w:rPr>
+                <w:rFonts w:hint="eastAsia"/>
+                <w:szCs w:val="22"/>
+              </w:rPr>
+              <w:t>后，只剩一张牌单吊和牌</w:t>
             </w:r>
           </w:p>
         </w:tc>
@@ -2766,237 +3108,20 @@
     <w:p>
       <w:pPr>
         <w:spacing w:after="0" w:line="240" w:lineRule="atLeast"/>
-        <w:ind w:firstLine="420"/>
-        <w:rPr>
-          <w:rFonts w:eastAsiaTheme="minorHAnsi" w:hint="eastAsia"/>
-          <w:szCs w:val="22"/>
-        </w:rPr>
-      </w:pPr>
-      <w:r>
-        <w:rPr>
-          <w:rFonts w:eastAsiaTheme="minorHAnsi" w:hint="eastAsia"/>
-          <w:szCs w:val="22"/>
-        </w:rPr>
-        <w:t>一般来说</w:t>
-      </w:r>
-      <w:r>
-        <w:rPr>
-          <w:rFonts w:eastAsiaTheme="minorHAnsi" w:hint="eastAsia"/>
-          <w:szCs w:val="22"/>
-        </w:rPr>
-        <w:t>不允许</w:t>
-      </w:r>
-      <w:r>
-        <w:rPr>
-          <w:rFonts w:eastAsiaTheme="minorHAnsi" w:hint="eastAsia"/>
-          <w:szCs w:val="22"/>
-        </w:rPr>
-        <w:t>吃</w:t>
-      </w:r>
-      <w:r>
-        <w:rPr>
-          <w:rFonts w:eastAsiaTheme="minorHAnsi" w:hint="eastAsia"/>
-          <w:szCs w:val="22"/>
-        </w:rPr>
-        <w:t>碰</w:t>
-      </w:r>
-      <w:r>
-        <w:rPr>
-          <w:rFonts w:eastAsiaTheme="minorHAnsi" w:hint="eastAsia"/>
-          <w:szCs w:val="22"/>
-        </w:rPr>
-        <w:t>牌后打出相同的牌</w:t>
-      </w:r>
-      <w:r>
-        <w:rPr>
-          <w:rFonts w:eastAsiaTheme="minorHAnsi" w:hint="eastAsia"/>
-          <w:szCs w:val="22"/>
-        </w:rPr>
-        <w:t>，但是第四口（即大吊车）</w:t>
-      </w:r>
-      <w:r>
-        <w:rPr>
-          <w:rFonts w:eastAsiaTheme="minorHAnsi" w:hint="eastAsia"/>
-          <w:szCs w:val="22"/>
-        </w:rPr>
-        <w:t>除</w:t>
-      </w:r>
-      <w:r>
-        <w:rPr>
-          <w:rFonts w:eastAsiaTheme="minorHAnsi" w:hint="eastAsia"/>
-          <w:szCs w:val="22"/>
-        </w:rPr>
-        <w:t>外。</w:t>
-      </w:r>
+        <w:rPr>
+          <w:rFonts w:eastAsiaTheme="minorHAnsi" w:hint="eastAsia"/>
+          <w:szCs w:val="22"/>
+        </w:rPr>
+      </w:pPr>
     </w:p>
     <w:p>
       <w:pPr>
         <w:spacing w:after="0" w:line="240" w:lineRule="atLeast"/>
-        <w:ind w:firstLine="420"/>
-        <w:rPr>
-          <w:rFonts w:eastAsiaTheme="minorHAnsi" w:hint="eastAsia"/>
-          <w:szCs w:val="22"/>
-        </w:rPr>
-      </w:pPr>
-      <w:r>
-        <w:rPr>
-          <w:rFonts w:eastAsiaTheme="minorHAnsi" w:hint="eastAsia"/>
-          <w:szCs w:val="22"/>
-        </w:rPr>
-        <w:t>同样地，当</w:t>
-      </w:r>
-      <w:r>
-        <w:rPr>
-          <w:rFonts w:eastAsiaTheme="minorHAnsi" w:hint="eastAsia"/>
-          <w:szCs w:val="22"/>
-        </w:rPr>
-        <w:t>自家能和不和打出一张牌，</w:t>
-      </w:r>
-      <w:r>
-        <w:rPr>
-          <w:rFonts w:eastAsiaTheme="minorHAnsi" w:hint="eastAsia"/>
-          <w:szCs w:val="22"/>
-        </w:rPr>
-        <w:t>或</w:t>
-      </w:r>
-      <w:r>
-        <w:rPr>
-          <w:rFonts w:eastAsiaTheme="minorHAnsi" w:hint="eastAsia"/>
-          <w:szCs w:val="22"/>
-        </w:rPr>
-        <w:t>一圈内有人打出自家和牌却不和时，</w:t>
-      </w:r>
-      <w:r>
-        <w:rPr>
-          <w:rFonts w:eastAsiaTheme="minorHAnsi" w:hint="eastAsia"/>
-          <w:szCs w:val="22"/>
-        </w:rPr>
-        <w:t>则</w:t>
-      </w:r>
-      <w:r>
-        <w:rPr>
-          <w:rFonts w:eastAsiaTheme="minorHAnsi" w:hint="eastAsia"/>
-          <w:szCs w:val="22"/>
-        </w:rPr>
-        <w:t>该圈</w:t>
-      </w:r>
-      <w:r>
-        <w:rPr>
-          <w:rFonts w:eastAsiaTheme="minorHAnsi" w:hint="eastAsia"/>
-          <w:szCs w:val="22"/>
-        </w:rPr>
-        <w:t>内其他人打相同的牌</w:t>
-      </w:r>
-      <w:r>
-        <w:rPr>
-          <w:rFonts w:eastAsiaTheme="minorHAnsi" w:hint="eastAsia"/>
-          <w:szCs w:val="22"/>
-        </w:rPr>
-        <w:t>不可以接铳，直到自家下一次摸牌为止</w:t>
-      </w:r>
-      <w:r>
-        <w:rPr>
-          <w:rFonts w:eastAsiaTheme="minorHAnsi" w:hint="eastAsia"/>
-          <w:szCs w:val="22"/>
-        </w:rPr>
-        <w:t>；而</w:t>
-      </w:r>
-      <w:r>
-        <w:rPr>
-          <w:rFonts w:eastAsiaTheme="minorHAnsi" w:hint="eastAsia"/>
-          <w:szCs w:val="22"/>
-        </w:rPr>
-        <w:t>第四口落地者</w:t>
-      </w:r>
-      <w:r>
-        <w:rPr>
-          <w:rFonts w:eastAsiaTheme="minorHAnsi" w:hint="eastAsia"/>
-          <w:szCs w:val="22"/>
-        </w:rPr>
-        <w:t>在自己打出</w:t>
-      </w:r>
-      <w:r>
-        <w:rPr>
-          <w:rFonts w:eastAsiaTheme="minorHAnsi" w:hint="eastAsia"/>
-          <w:szCs w:val="22"/>
-        </w:rPr>
-        <w:t>某张牌</w:t>
-      </w:r>
-      <w:r>
-        <w:rPr>
-          <w:rFonts w:eastAsiaTheme="minorHAnsi" w:hint="eastAsia"/>
-          <w:szCs w:val="22"/>
-        </w:rPr>
-        <w:t>后，</w:t>
-      </w:r>
-      <w:r>
-        <w:rPr>
-          <w:rFonts w:eastAsiaTheme="minorHAnsi" w:hint="eastAsia"/>
-          <w:szCs w:val="22"/>
-        </w:rPr>
-        <w:t>一圈内</w:t>
-      </w:r>
-      <w:r>
-        <w:rPr>
-          <w:rFonts w:eastAsiaTheme="minorHAnsi" w:hint="eastAsia"/>
-          <w:szCs w:val="22"/>
-        </w:rPr>
-        <w:t>仍然可以接铳第一次</w:t>
-      </w:r>
-      <w:r>
-        <w:rPr>
-          <w:rFonts w:eastAsiaTheme="minorHAnsi" w:hint="eastAsia"/>
-          <w:szCs w:val="22"/>
-        </w:rPr>
-        <w:t>被</w:t>
-      </w:r>
-      <w:r>
-        <w:rPr>
-          <w:rFonts w:eastAsiaTheme="minorHAnsi" w:hint="eastAsia"/>
-          <w:szCs w:val="22"/>
-        </w:rPr>
-        <w:t>打</w:t>
-      </w:r>
-      <w:r>
-        <w:rPr>
-          <w:rFonts w:eastAsiaTheme="minorHAnsi" w:hint="eastAsia"/>
-          <w:szCs w:val="22"/>
-        </w:rPr>
-        <w:t>出</w:t>
-      </w:r>
-      <w:r>
-        <w:rPr>
-          <w:rFonts w:eastAsiaTheme="minorHAnsi" w:hint="eastAsia"/>
-          <w:szCs w:val="22"/>
-        </w:rPr>
-        <w:t>的这张牌。</w:t>
-      </w:r>
-    </w:p>
-    <w:p>
-      <w:pPr>
-        <w:spacing w:after="0" w:line="240" w:lineRule="atLeast"/>
-        <w:rPr>
-          <w:rFonts w:eastAsiaTheme="minorHAnsi" w:hint="eastAsia"/>
-          <w:szCs w:val="22"/>
-        </w:rPr>
-      </w:pPr>
-    </w:p>
-    <w:p>
-      <w:pPr>
-        <w:spacing w:after="0" w:line="240" w:lineRule="atLeast"/>
-        <w:rPr>
-          <w:rFonts w:eastAsiaTheme="minorHAnsi" w:hint="eastAsia"/>
-          <w:szCs w:val="22"/>
-        </w:rPr>
-      </w:pPr>
-    </w:p>
-    <w:p>
-      <w:pPr>
-        <w:spacing w:after="0" w:line="240" w:lineRule="atLeast"/>
         <w:rPr>
           <w:rFonts w:eastAsiaTheme="minorHAnsi" w:hint="eastAsia"/>
           <w:b/>
           <w:bCs/>
+          <w:color w:val="4C94D8" w:themeColor="text2" w:themeTint="80"/>
           <w:sz w:val="32"/>
           <w:szCs w:val="32"/>
         </w:rPr>
@@ -3006,9 +3131,11 @@
           <w:rFonts w:eastAsiaTheme="minorHAnsi" w:hint="eastAsia"/>
           <w:b/>
           <w:bCs/>
+          <w:color w:val="4C94D8" w:themeColor="text2" w:themeTint="80"/>
           <w:sz w:val="32"/>
           <w:szCs w:val="32"/>
         </w:rPr>
+        <w:lastRenderedPageBreak/>
         <w:t>四</w:t>
       </w:r>
       <w:r>
@@ -3016,6 +3143,7 @@
           <w:rFonts w:eastAsiaTheme="minorHAnsi" w:hint="eastAsia"/>
           <w:b/>
           <w:bCs/>
+          <w:color w:val="4C94D8" w:themeColor="text2" w:themeTint="80"/>
           <w:sz w:val="32"/>
           <w:szCs w:val="32"/>
         </w:rPr>
@@ -3026,6 +3154,7 @@
           <w:rFonts w:eastAsiaTheme="minorHAnsi" w:hint="eastAsia"/>
           <w:b/>
           <w:bCs/>
+          <w:color w:val="4C94D8" w:themeColor="text2" w:themeTint="80"/>
           <w:sz w:val="32"/>
           <w:szCs w:val="32"/>
         </w:rPr>
@@ -3113,15 +3242,7 @@
           <w:rFonts w:eastAsiaTheme="minorHAnsi" w:hint="eastAsia"/>
           <w:szCs w:val="22"/>
         </w:rPr>
-        <w:t>三人各支付1份和牌点</w:t>
-      </w:r>
-      <w:r>
-        <w:rPr>
-          <w:rFonts w:eastAsiaTheme="minorHAnsi" w:hint="eastAsia"/>
-          <w:szCs w:val="22"/>
-        </w:rPr>
-        <w:lastRenderedPageBreak/>
-        <w:t>数。</w:t>
+        <w:t>三人各支付1份和牌点数。</w:t>
       </w:r>
     </w:p>
     <w:p>
@@ -3142,6 +3263,27 @@
           <w:rFonts w:eastAsiaTheme="minorHAnsi" w:hint="eastAsia"/>
           <w:szCs w:val="22"/>
         </w:rPr>
+        <w:t>达成抢杠时，由杠牌者向和牌者支付3份和牌点数。</w:t>
+      </w:r>
+    </w:p>
+    <w:p>
+      <w:pPr>
+        <w:pStyle w:val="a9"/>
+        <w:numPr>
+          <w:ilvl w:val="0"/>
+          <w:numId w:val="3"/>
+        </w:numPr>
+        <w:spacing w:after="0" w:line="240" w:lineRule="atLeast"/>
+        <w:rPr>
+          <w:rFonts w:eastAsiaTheme="minorHAnsi" w:hint="eastAsia"/>
+          <w:szCs w:val="22"/>
+        </w:rPr>
+      </w:pPr>
+      <w:r>
+        <w:rPr>
+          <w:rFonts w:eastAsiaTheme="minorHAnsi" w:hint="eastAsia"/>
+          <w:szCs w:val="22"/>
+        </w:rPr>
         <w:t>当</w:t>
       </w:r>
       <w:r>
@@ -3199,6 +3341,7 @@
           <w:b/>
           <w:bCs/>
           <w:szCs w:val="22"/>
+          <w:u w:val="single"/>
         </w:rPr>
         <w:t>包牌</w:t>
       </w:r>
@@ -3380,6 +3523,80 @@
     </w:p>
     <w:p>
       <w:pPr>
+        <w:pStyle w:val="a9"/>
+        <w:numPr>
+          <w:ilvl w:val="0"/>
+          <w:numId w:val="9"/>
+        </w:numPr>
+        <w:spacing w:after="0" w:line="240" w:lineRule="atLeast"/>
+        <w:rPr>
+          <w:rFonts w:eastAsiaTheme="minorHAnsi" w:hint="eastAsia"/>
+          <w:szCs w:val="22"/>
+        </w:rPr>
+      </w:pPr>
+      <w:r>
+        <w:rPr>
+          <w:rFonts w:eastAsiaTheme="minorHAnsi" w:hint="eastAsia"/>
+          <w:szCs w:val="22"/>
+        </w:rPr>
+        <w:t>甲</w:t>
+      </w:r>
+      <w:r>
+        <w:rPr>
+          <w:rFonts w:eastAsiaTheme="minorHAnsi" w:hint="eastAsia"/>
+          <w:b/>
+          <w:bCs/>
+          <w:szCs w:val="22"/>
+        </w:rPr>
+        <w:t>抢杠</w:t>
+      </w:r>
+      <w:r>
+        <w:rPr>
+          <w:rFonts w:eastAsiaTheme="minorHAnsi" w:hint="eastAsia"/>
+          <w:szCs w:val="22"/>
+        </w:rPr>
+        <w:t>乙铳和，则乙支付6份和牌点数</w:t>
+      </w:r>
+    </w:p>
+    <w:p>
+      <w:pPr>
+        <w:pStyle w:val="a9"/>
+        <w:numPr>
+          <w:ilvl w:val="0"/>
+          <w:numId w:val="9"/>
+        </w:numPr>
+        <w:spacing w:after="0" w:line="240" w:lineRule="atLeast"/>
+        <w:rPr>
+          <w:rFonts w:eastAsiaTheme="minorHAnsi" w:hint="eastAsia"/>
+          <w:szCs w:val="22"/>
+        </w:rPr>
+      </w:pPr>
+      <w:r>
+        <w:rPr>
+          <w:rFonts w:eastAsiaTheme="minorHAnsi" w:hint="eastAsia"/>
+          <w:szCs w:val="22"/>
+        </w:rPr>
+        <w:t>甲</w:t>
+      </w:r>
+      <w:r>
+        <w:rPr>
+          <w:rFonts w:eastAsiaTheme="minorHAnsi" w:hint="eastAsia"/>
+          <w:b/>
+          <w:bCs/>
+          <w:szCs w:val="22"/>
+        </w:rPr>
+        <w:t>抢杠</w:t>
+      </w:r>
+      <w:r>
+        <w:rPr>
+          <w:rFonts w:eastAsiaTheme="minorHAnsi" w:hint="eastAsia"/>
+          <w:szCs w:val="22"/>
+        </w:rPr>
+        <w:t>第三家铳和，则第三家支付3份，乙支付1份和牌点数，合计4份</w:t>
+      </w:r>
+    </w:p>
+    <w:p>
+      <w:pPr>
         <w:spacing w:after="0" w:line="240" w:lineRule="atLeast"/>
         <w:ind w:left="440"/>
         <w:rPr>
@@ -3459,6 +3676,44 @@
           <w:szCs w:val="22"/>
         </w:rPr>
         <w:t>重复计算。</w:t>
+      </w:r>
+    </w:p>
+    <w:p>
+      <w:pPr>
+        <w:spacing w:after="0" w:line="240" w:lineRule="atLeast"/>
+        <w:ind w:left="440"/>
+        <w:rPr>
+          <w:rFonts w:eastAsiaTheme="minorHAnsi" w:hint="eastAsia"/>
+          <w:szCs w:val="22"/>
+        </w:rPr>
+      </w:pPr>
+      <w:r>
+        <w:rPr>
+          <w:rFonts w:eastAsiaTheme="minorHAnsi" w:hint="eastAsia"/>
+          <w:szCs w:val="22"/>
+        </w:rPr>
+        <w:t>若一炮多响的同时存在包牌关系，则每个包牌关系独立计算，如第三家同时放铳甲乙两人，则甲乙之间互相支付一次包牌</w:t>
+      </w:r>
+      <w:r>
+        <w:rPr>
+          <w:rFonts w:eastAsiaTheme="minorHAnsi" w:hint="eastAsia"/>
+          <w:szCs w:val="22"/>
+        </w:rPr>
+        <w:t>应付的</w:t>
+      </w:r>
+      <w:r>
+        <w:rPr>
+          <w:rFonts w:eastAsiaTheme="minorHAnsi" w:hint="eastAsia"/>
+          <w:szCs w:val="22"/>
+        </w:rPr>
+        <w:t>点数</w:t>
+      </w:r>
+      <w:r>
+        <w:rPr>
+          <w:rFonts w:eastAsiaTheme="minorHAnsi" w:hint="eastAsia"/>
+          <w:szCs w:val="22"/>
+        </w:rPr>
+        <w:t>。</w:t>
       </w:r>
     </w:p>
     <w:p>
@@ -3479,878 +3734,38 @@
           <w:rFonts w:eastAsiaTheme="minorHAnsi" w:hint="eastAsia"/>
           <w:szCs w:val="22"/>
         </w:rPr>
-        <w:t>达成抢杠时，由杠牌者向和牌者支付</w:t>
-      </w:r>
-      <w:r>
-        <w:rPr>
-          <w:rFonts w:eastAsiaTheme="minorHAnsi" w:hint="eastAsia"/>
-          <w:szCs w:val="22"/>
-        </w:rPr>
-        <w:t>3份和牌点数。</w:t>
-      </w:r>
-    </w:p>
-    <w:p>
-      <w:pPr>
-        <w:spacing w:after="0" w:line="240" w:lineRule="atLeast"/>
-        <w:rPr>
-          <w:rFonts w:eastAsiaTheme="minorHAnsi" w:hint="eastAsia"/>
-          <w:szCs w:val="22"/>
-        </w:rPr>
-      </w:pPr>
-    </w:p>
-    <w:p>
-      <w:pPr>
-        <w:spacing w:after="0" w:line="240" w:lineRule="atLeast"/>
-        <w:rPr>
-          <w:rFonts w:eastAsiaTheme="minorHAnsi" w:hint="eastAsia"/>
-          <w:szCs w:val="22"/>
-        </w:rPr>
-      </w:pPr>
-    </w:p>
-    <w:p>
-      <w:pPr>
-        <w:spacing w:after="0" w:line="240" w:lineRule="atLeast"/>
-        <w:rPr>
-          <w:rFonts w:eastAsiaTheme="minorHAnsi" w:hint="eastAsia"/>
-          <w:b/>
-          <w:bCs/>
-          <w:sz w:val="32"/>
-          <w:szCs w:val="32"/>
-        </w:rPr>
-      </w:pPr>
-      <w:r>
-        <w:rPr>
-          <w:rFonts w:eastAsiaTheme="minorHAnsi" w:hint="eastAsia"/>
-          <w:b/>
-          <w:bCs/>
-          <w:sz w:val="32"/>
-          <w:szCs w:val="32"/>
-        </w:rPr>
-        <w:t>五</w:t>
-      </w:r>
-      <w:r>
-        <w:rPr>
-          <w:rFonts w:eastAsiaTheme="minorHAnsi" w:hint="eastAsia"/>
-          <w:b/>
-          <w:bCs/>
-          <w:sz w:val="32"/>
-          <w:szCs w:val="32"/>
-        </w:rPr>
-        <w:t>、</w:t>
-      </w:r>
-      <w:r>
-        <w:rPr>
-          <w:rFonts w:eastAsiaTheme="minorHAnsi" w:hint="eastAsia"/>
-          <w:b/>
-          <w:bCs/>
-          <w:sz w:val="32"/>
-          <w:szCs w:val="32"/>
-        </w:rPr>
-        <w:t>其他</w:t>
-      </w:r>
-    </w:p>
-    <w:p>
-      <w:pPr>
-        <w:spacing w:after="0" w:line="240" w:lineRule="atLeast"/>
-        <w:rPr>
-          <w:rFonts w:eastAsiaTheme="minorHAnsi" w:hint="eastAsia"/>
-          <w:i/>
-          <w:iCs/>
-          <w:szCs w:val="22"/>
-        </w:rPr>
-      </w:pPr>
-      <w:r>
-        <w:rPr>
-          <w:rFonts w:eastAsiaTheme="minorHAnsi"/>
-          <w:i/>
-          <w:iCs/>
-          <w:szCs w:val="22"/>
-        </w:rPr>
-        <w:tab/>
-      </w:r>
-      <w:r>
-        <w:rPr>
-          <w:rFonts w:eastAsiaTheme="minorHAnsi" w:hint="eastAsia"/>
-          <w:i/>
-          <w:iCs/>
-          <w:szCs w:val="22"/>
-        </w:rPr>
-        <w:t>由于本规则书为网络麻将平台创作，故列出</w:t>
-      </w:r>
-      <w:r>
-        <w:rPr>
-          <w:rFonts w:eastAsiaTheme="minorHAnsi" w:hint="eastAsia"/>
-          <w:i/>
-          <w:iCs/>
-          <w:szCs w:val="22"/>
-        </w:rPr>
-        <w:t>部分</w:t>
-      </w:r>
-      <w:r>
-        <w:rPr>
-          <w:rFonts w:eastAsiaTheme="minorHAnsi" w:hint="eastAsia"/>
-          <w:i/>
-          <w:iCs/>
-          <w:szCs w:val="22"/>
-        </w:rPr>
-        <w:t>注意事项，可供参考。</w:t>
-      </w:r>
-    </w:p>
-    <w:p>
-      <w:pPr>
-        <w:spacing w:after="0" w:line="240" w:lineRule="atLeast"/>
-        <w:rPr>
-          <w:rFonts w:eastAsiaTheme="minorHAnsi" w:hint="eastAsia"/>
-          <w:i/>
-          <w:iCs/>
-          <w:szCs w:val="22"/>
-        </w:rPr>
-      </w:pPr>
-    </w:p>
-    <w:p>
-      <w:pPr>
-        <w:pStyle w:val="a9"/>
-        <w:numPr>
-          <w:ilvl w:val="0"/>
-          <w:numId w:val="10"/>
-        </w:numPr>
-        <w:spacing w:after="0" w:line="240" w:lineRule="atLeast"/>
-        <w:rPr>
-          <w:rFonts w:eastAsiaTheme="minorHAnsi" w:hint="eastAsia"/>
-          <w:szCs w:val="22"/>
-        </w:rPr>
-      </w:pPr>
-      <w:r>
-        <w:rPr>
-          <w:rFonts w:eastAsiaTheme="minorHAnsi" w:hint="eastAsia"/>
-          <w:szCs w:val="22"/>
-        </w:rPr>
-        <w:t>关于</w:t>
-      </w:r>
-      <w:r>
-        <w:rPr>
-          <w:rFonts w:eastAsiaTheme="minorHAnsi" w:hint="eastAsia"/>
-          <w:szCs w:val="22"/>
-        </w:rPr>
-        <w:t>起手</w:t>
-      </w:r>
-      <w:r>
-        <w:rPr>
-          <w:rFonts w:eastAsiaTheme="minorHAnsi" w:hint="eastAsia"/>
-          <w:szCs w:val="22"/>
-        </w:rPr>
-        <w:t>补花：</w:t>
-      </w:r>
-      <w:r>
-        <w:rPr>
-          <w:rFonts w:eastAsiaTheme="minorHAnsi" w:hint="eastAsia"/>
-          <w:szCs w:val="22"/>
-        </w:rPr>
-        <w:t>前</w:t>
-      </w:r>
-      <w:r>
-        <w:rPr>
-          <w:rFonts w:eastAsiaTheme="minorHAnsi" w:hint="eastAsia"/>
-          <w:szCs w:val="22"/>
-        </w:rPr>
-        <w:t>述补花规则为线下实际</w:t>
-      </w:r>
-      <w:r>
-        <w:rPr>
-          <w:rFonts w:eastAsiaTheme="minorHAnsi" w:hint="eastAsia"/>
-          <w:szCs w:val="22"/>
-        </w:rPr>
-        <w:t>操作方式，还原了真实的</w:t>
-      </w:r>
-      <w:r>
-        <w:rPr>
-          <w:rFonts w:eastAsiaTheme="minorHAnsi" w:hint="eastAsia"/>
-          <w:szCs w:val="22"/>
-        </w:rPr>
-        <w:t>清混碰</w:t>
-      </w:r>
-      <w:r>
-        <w:rPr>
-          <w:rFonts w:eastAsiaTheme="minorHAnsi" w:hint="eastAsia"/>
-          <w:szCs w:val="22"/>
-        </w:rPr>
-        <w:t>场景。但考虑到</w:t>
-      </w:r>
-      <w:r>
-        <w:rPr>
-          <w:rFonts w:eastAsiaTheme="minorHAnsi" w:hint="eastAsia"/>
-          <w:szCs w:val="22"/>
-        </w:rPr>
-        <w:t>代码编写</w:t>
-      </w:r>
-      <w:r>
-        <w:rPr>
-          <w:rFonts w:eastAsiaTheme="minorHAnsi" w:hint="eastAsia"/>
-          <w:szCs w:val="22"/>
-        </w:rPr>
-        <w:t>及</w:t>
-      </w:r>
-      <w:r>
-        <w:rPr>
-          <w:rFonts w:eastAsiaTheme="minorHAnsi" w:hint="eastAsia"/>
-          <w:szCs w:val="22"/>
-        </w:rPr>
-        <w:t>公平竞技性，可以</w:t>
-      </w:r>
-      <w:r>
-        <w:rPr>
-          <w:rFonts w:eastAsiaTheme="minorHAnsi" w:hint="eastAsia"/>
-          <w:szCs w:val="22"/>
-        </w:rPr>
-        <w:t>考虑改为同国标麻将补花的流程。</w:t>
-      </w:r>
-    </w:p>
-    <w:p>
-      <w:pPr>
-        <w:pStyle w:val="a9"/>
-        <w:numPr>
-          <w:ilvl w:val="0"/>
-          <w:numId w:val="10"/>
-        </w:numPr>
-        <w:spacing w:after="0" w:line="240" w:lineRule="atLeast"/>
-        <w:rPr>
-          <w:rFonts w:eastAsiaTheme="minorHAnsi" w:hint="eastAsia"/>
-          <w:szCs w:val="22"/>
-        </w:rPr>
-      </w:pPr>
-      <w:r>
-        <w:rPr>
-          <w:rFonts w:eastAsiaTheme="minorHAnsi" w:hint="eastAsia"/>
-          <w:szCs w:val="22"/>
-        </w:rPr>
-        <w:t>关于刻子花数：</w:t>
-      </w:r>
-      <w:r>
-        <w:rPr>
-          <w:rFonts w:eastAsiaTheme="minorHAnsi" w:hint="eastAsia"/>
-          <w:szCs w:val="22"/>
-        </w:rPr>
-        <w:t>简而言之，数牌刻没有花，东南西北</w:t>
-      </w:r>
-      <w:r>
-        <w:rPr>
-          <w:rFonts w:eastAsiaTheme="minorHAnsi" w:hint="eastAsia"/>
-          <w:szCs w:val="22"/>
-        </w:rPr>
-        <w:t>1</w:t>
-      </w:r>
-      <w:r>
-        <w:rPr>
-          <w:rFonts w:eastAsiaTheme="minorHAnsi" w:hint="eastAsia"/>
-          <w:szCs w:val="22"/>
-        </w:rPr>
-        <w:t>个花，中发白</w:t>
-      </w:r>
-      <w:r>
-        <w:rPr>
-          <w:rFonts w:eastAsiaTheme="minorHAnsi" w:hint="eastAsia"/>
-          <w:szCs w:val="22"/>
-        </w:rPr>
-        <w:t>2</w:t>
-      </w:r>
-      <w:r>
-        <w:rPr>
-          <w:rFonts w:eastAsiaTheme="minorHAnsi" w:hint="eastAsia"/>
-          <w:szCs w:val="22"/>
-        </w:rPr>
-        <w:t>个花，再另算明杠</w:t>
-      </w:r>
-      <w:r>
-        <w:rPr>
-          <w:rFonts w:eastAsiaTheme="minorHAnsi" w:hint="eastAsia"/>
-          <w:szCs w:val="22"/>
-        </w:rPr>
-        <w:t>1个花，暗杠2个花</w:t>
-      </w:r>
-    </w:p>
-    <w:p>
-      <w:pPr>
-        <w:pStyle w:val="a9"/>
-        <w:numPr>
-          <w:ilvl w:val="0"/>
-          <w:numId w:val="10"/>
-        </w:numPr>
-        <w:spacing w:after="0" w:line="240" w:lineRule="atLeast"/>
-        <w:rPr>
-          <w:rFonts w:eastAsiaTheme="minorHAnsi" w:hint="eastAsia"/>
-          <w:szCs w:val="22"/>
-        </w:rPr>
-      </w:pPr>
-      <w:r>
-        <w:rPr>
-          <w:rFonts w:eastAsiaTheme="minorHAnsi" w:hint="eastAsia"/>
-          <w:szCs w:val="22"/>
-        </w:rPr>
-        <w:t>关于</w:t>
-      </w:r>
-      <w:r>
-        <w:rPr>
-          <w:rFonts w:eastAsiaTheme="minorHAnsi" w:hint="eastAsia"/>
-          <w:szCs w:val="22"/>
-        </w:rPr>
-        <w:t>计分</w:t>
-      </w:r>
-      <w:r>
-        <w:rPr>
-          <w:rFonts w:eastAsiaTheme="minorHAnsi" w:hint="eastAsia"/>
-          <w:szCs w:val="22"/>
-        </w:rPr>
-        <w:t>：</w:t>
-      </w:r>
-      <w:r>
-        <w:rPr>
-          <w:rFonts w:eastAsiaTheme="minorHAnsi" w:hint="eastAsia"/>
-          <w:szCs w:val="22"/>
-        </w:rPr>
-        <w:t>书中所述</w:t>
-      </w:r>
-      <w:r>
-        <w:rPr>
-          <w:rFonts w:eastAsiaTheme="minorHAnsi" w:hint="eastAsia"/>
-          <w:szCs w:val="22"/>
-        </w:rPr>
-        <w:t>计分相关用语均</w:t>
-      </w:r>
-      <w:r>
-        <w:rPr>
-          <w:rFonts w:eastAsiaTheme="minorHAnsi" w:hint="eastAsia"/>
-          <w:szCs w:val="22"/>
-        </w:rPr>
-        <w:t>为</w:t>
-      </w:r>
-      <w:r>
-        <w:rPr>
-          <w:rFonts w:eastAsiaTheme="minorHAnsi" w:hint="eastAsia"/>
-          <w:szCs w:val="22"/>
-        </w:rPr>
-        <w:t>出于严谨性考虑</w:t>
-      </w:r>
-      <w:r>
-        <w:rPr>
-          <w:rFonts w:eastAsiaTheme="minorHAnsi" w:hint="eastAsia"/>
-          <w:szCs w:val="22"/>
-        </w:rPr>
-        <w:t>，有所复杂化，简而言之：</w:t>
-      </w:r>
-    </w:p>
-    <w:p>
-      <w:pPr>
-        <w:pStyle w:val="a9"/>
-        <w:numPr>
-          <w:ilvl w:val="0"/>
-          <w:numId w:val="11"/>
-        </w:numPr>
-        <w:spacing w:after="0" w:line="240" w:lineRule="atLeast"/>
-        <w:rPr>
-          <w:rFonts w:eastAsiaTheme="minorHAnsi" w:hint="eastAsia"/>
-          <w:szCs w:val="22"/>
-        </w:rPr>
-      </w:pPr>
-      <w:r>
-        <w:rPr>
-          <w:rFonts w:eastAsiaTheme="minorHAnsi" w:hint="eastAsia"/>
-          <w:szCs w:val="22"/>
-        </w:rPr>
-        <w:t>花可以理解为副数</w:t>
-      </w:r>
-      <w:r>
-        <w:rPr>
-          <w:rFonts w:eastAsiaTheme="minorHAnsi" w:hint="eastAsia"/>
-          <w:szCs w:val="22"/>
-        </w:rPr>
-        <w:t>，1副1分</w:t>
-      </w:r>
-    </w:p>
-    <w:p>
-      <w:pPr>
-        <w:pStyle w:val="a9"/>
-        <w:numPr>
-          <w:ilvl w:val="0"/>
-          <w:numId w:val="11"/>
-        </w:numPr>
-        <w:spacing w:after="0" w:line="240" w:lineRule="atLeast"/>
-        <w:rPr>
-          <w:rFonts w:eastAsiaTheme="minorHAnsi" w:hint="eastAsia"/>
-          <w:szCs w:val="22"/>
-        </w:rPr>
-      </w:pPr>
-      <w:r>
-        <w:rPr>
-          <w:rFonts w:eastAsiaTheme="minorHAnsi" w:hint="eastAsia"/>
-          <w:szCs w:val="22"/>
-        </w:rPr>
-        <w:t>顾名思义，必须满足清混碰（字一色也算清）才能和牌，其中混一色和碰碰和可以理解为平和</w:t>
-      </w:r>
-      <w:r>
-        <w:rPr>
-          <w:rFonts w:eastAsiaTheme="minorHAnsi" w:hint="eastAsia"/>
-          <w:szCs w:val="22"/>
-        </w:rPr>
-        <w:t>，即1副的小牌</w:t>
-      </w:r>
-      <w:r>
-        <w:rPr>
-          <w:rFonts w:eastAsiaTheme="minorHAnsi" w:hint="eastAsia"/>
-          <w:szCs w:val="22"/>
-        </w:rPr>
-        <w:t>；10花的</w:t>
-      </w:r>
-      <w:r>
-        <w:rPr>
-          <w:rFonts w:eastAsiaTheme="minorHAnsi" w:hint="eastAsia"/>
-          <w:szCs w:val="22"/>
-        </w:rPr>
-        <w:t>勒子可以理解成满贯，故清碰</w:t>
-      </w:r>
-      <w:r>
-        <w:rPr>
-          <w:rFonts w:eastAsiaTheme="minorHAnsi" w:hint="eastAsia"/>
-          <w:szCs w:val="22"/>
-        </w:rPr>
-        <w:t>、乱风向可以理解成倍满，全风向可以理解成役满</w:t>
-      </w:r>
-    </w:p>
-    <w:p>
-      <w:pPr>
-        <w:pStyle w:val="a9"/>
-        <w:numPr>
-          <w:ilvl w:val="0"/>
-          <w:numId w:val="12"/>
-        </w:numPr>
-        <w:spacing w:after="0" w:line="240" w:lineRule="atLeast"/>
-        <w:rPr>
-          <w:rFonts w:eastAsiaTheme="minorHAnsi" w:hint="eastAsia"/>
-          <w:szCs w:val="22"/>
-        </w:rPr>
-      </w:pPr>
-      <w:r>
-        <w:rPr>
-          <w:rFonts w:eastAsiaTheme="minorHAnsi" w:hint="eastAsia"/>
-          <w:szCs w:val="22"/>
-        </w:rPr>
-        <w:t>关于</w:t>
-      </w:r>
-      <w:r>
-        <w:rPr>
-          <w:rFonts w:eastAsiaTheme="minorHAnsi" w:hint="eastAsia"/>
-          <w:szCs w:val="22"/>
-        </w:rPr>
-        <w:t>其他</w:t>
-      </w:r>
-      <w:r>
-        <w:rPr>
-          <w:rFonts w:eastAsiaTheme="minorHAnsi" w:hint="eastAsia"/>
-          <w:szCs w:val="22"/>
-        </w:rPr>
-        <w:t>番种：</w:t>
-      </w:r>
-    </w:p>
-    <w:p>
-      <w:pPr>
-        <w:pStyle w:val="a9"/>
-        <w:numPr>
-          <w:ilvl w:val="0"/>
-          <w:numId w:val="13"/>
-        </w:numPr>
-        <w:spacing w:after="0" w:line="240" w:lineRule="atLeast"/>
-        <w:rPr>
-          <w:rFonts w:eastAsiaTheme="minorHAnsi" w:hint="eastAsia"/>
-          <w:szCs w:val="22"/>
-        </w:rPr>
-      </w:pPr>
-      <w:r>
-        <w:rPr>
-          <w:rFonts w:eastAsiaTheme="minorHAnsi" w:hint="eastAsia"/>
-          <w:szCs w:val="22"/>
-        </w:rPr>
-        <w:t>天、地和：传统清混碰中不存在天地和的概念，兴许是因为天地和的同时要满足起和的要求</w:t>
-      </w:r>
-      <w:r>
-        <w:rPr>
-          <w:rFonts w:eastAsiaTheme="minorHAnsi" w:hint="eastAsia"/>
-          <w:szCs w:val="22"/>
-        </w:rPr>
-        <w:t>难度过高，故无人</w:t>
-      </w:r>
-      <w:r>
-        <w:rPr>
-          <w:rFonts w:eastAsiaTheme="minorHAnsi" w:hint="eastAsia"/>
-          <w:szCs w:val="22"/>
-        </w:rPr>
-        <w:t>定义过其番值。考虑到天地和本身的</w:t>
-      </w:r>
-      <w:r>
-        <w:rPr>
-          <w:rFonts w:eastAsiaTheme="minorHAnsi" w:hint="eastAsia"/>
-          <w:szCs w:val="22"/>
-        </w:rPr>
-        <w:t>稀有</w:t>
-      </w:r>
-      <w:r>
-        <w:rPr>
-          <w:rFonts w:eastAsiaTheme="minorHAnsi" w:hint="eastAsia"/>
-          <w:szCs w:val="22"/>
-        </w:rPr>
-        <w:t>，</w:t>
-      </w:r>
-      <w:r>
-        <w:rPr>
-          <w:rFonts w:eastAsiaTheme="minorHAnsi" w:hint="eastAsia"/>
-          <w:szCs w:val="22"/>
-        </w:rPr>
-        <w:t>可以设定天地和为自选番种，</w:t>
-      </w:r>
-      <w:r>
-        <w:rPr>
-          <w:rFonts w:eastAsiaTheme="minorHAnsi" w:hint="eastAsia"/>
-          <w:szCs w:val="22"/>
-        </w:rPr>
-        <w:t>取消起和对天地和的限制，</w:t>
-      </w:r>
-      <w:r>
-        <w:rPr>
-          <w:rFonts w:eastAsiaTheme="minorHAnsi" w:hint="eastAsia"/>
-          <w:szCs w:val="22"/>
-        </w:rPr>
-        <w:t>番值为勒子</w:t>
-      </w:r>
-      <w:r>
-        <w:rPr>
-          <w:rFonts w:eastAsiaTheme="minorHAnsi" w:hint="eastAsia"/>
-          <w:szCs w:val="22"/>
-        </w:rPr>
-        <w:t>乃至四勒子，全凭喜好</w:t>
-      </w:r>
-    </w:p>
-    <w:p>
-      <w:pPr>
-        <w:pStyle w:val="a9"/>
-        <w:numPr>
-          <w:ilvl w:val="0"/>
-          <w:numId w:val="13"/>
-        </w:numPr>
-        <w:spacing w:after="0" w:line="240" w:lineRule="atLeast"/>
-        <w:rPr>
-          <w:rFonts w:eastAsiaTheme="minorHAnsi" w:hint="eastAsia"/>
-          <w:szCs w:val="22"/>
-        </w:rPr>
-      </w:pPr>
-      <w:r>
-        <w:rPr>
-          <w:rFonts w:eastAsiaTheme="minorHAnsi" w:hint="eastAsia"/>
-          <w:szCs w:val="22"/>
-        </w:rPr>
-        <w:t>七对：在改革开放以后，</w:t>
-      </w:r>
-      <w:r>
-        <w:rPr>
-          <w:rFonts w:eastAsiaTheme="minorHAnsi" w:hint="eastAsia"/>
-          <w:szCs w:val="22"/>
-        </w:rPr>
-        <w:t>收到外来番种的影响，一直有人</w:t>
-      </w:r>
-      <w:r>
-        <w:rPr>
-          <w:rFonts w:eastAsiaTheme="minorHAnsi" w:hint="eastAsia"/>
-          <w:szCs w:val="22"/>
-        </w:rPr>
-        <w:t>（包括本人在内）</w:t>
-      </w:r>
-      <w:r>
-        <w:rPr>
-          <w:rFonts w:eastAsiaTheme="minorHAnsi" w:hint="eastAsia"/>
-          <w:szCs w:val="22"/>
-        </w:rPr>
-        <w:t>尝试将七对加入上海麻将的体系。然而无论是</w:t>
-      </w:r>
-      <w:r>
-        <w:rPr>
-          <w:rFonts w:eastAsiaTheme="minorHAnsi" w:hint="eastAsia"/>
-          <w:szCs w:val="22"/>
-        </w:rPr>
-        <w:t>清混碰还是后来兴起的</w:t>
-      </w:r>
-      <w:r>
-        <w:rPr>
-          <w:rFonts w:eastAsiaTheme="minorHAnsi" w:hint="eastAsia"/>
-          <w:szCs w:val="22"/>
-        </w:rPr>
-        <w:t>敲麻</w:t>
-      </w:r>
-      <w:r>
-        <w:rPr>
-          <w:rFonts w:eastAsiaTheme="minorHAnsi" w:hint="eastAsia"/>
-          <w:szCs w:val="22"/>
-        </w:rPr>
-        <w:t>，都遇到了两个问题：难以定值，以及难以平衡</w:t>
-      </w:r>
-      <w:r>
-        <w:rPr>
-          <w:rFonts w:eastAsiaTheme="minorHAnsi" w:hint="eastAsia"/>
-          <w:szCs w:val="22"/>
-        </w:rPr>
-        <w:t>和其他番种的取舍。以做番型为重要核心的上海麻将，在引入了七对之后难以与其兼容，</w:t>
-      </w:r>
-      <w:r>
-        <w:rPr>
-          <w:rFonts w:eastAsiaTheme="minorHAnsi" w:hint="eastAsia"/>
-          <w:szCs w:val="22"/>
-        </w:rPr>
-        <w:t>本身七对容易卡</w:t>
-      </w:r>
-      <w:r>
-        <w:rPr>
-          <w:rFonts w:eastAsiaTheme="minorHAnsi" w:hint="eastAsia"/>
-          <w:szCs w:val="22"/>
-        </w:rPr>
-        <w:t>住无关对子，</w:t>
-      </w:r>
-      <w:r>
-        <w:rPr>
-          <w:rFonts w:eastAsiaTheme="minorHAnsi" w:hint="eastAsia"/>
-          <w:szCs w:val="22"/>
-        </w:rPr>
-        <w:t>影响其他家做牌</w:t>
-      </w:r>
-      <w:r>
-        <w:rPr>
-          <w:rFonts w:eastAsiaTheme="minorHAnsi" w:hint="eastAsia"/>
-          <w:szCs w:val="22"/>
-        </w:rPr>
-        <w:t>，</w:t>
-      </w:r>
-      <w:r>
-        <w:rPr>
-          <w:rFonts w:eastAsiaTheme="minorHAnsi" w:hint="eastAsia"/>
-          <w:szCs w:val="22"/>
-        </w:rPr>
-        <w:t>若七对定值偏高，</w:t>
-      </w:r>
-      <w:r>
-        <w:rPr>
-          <w:rFonts w:eastAsiaTheme="minorHAnsi" w:hint="eastAsia"/>
-          <w:szCs w:val="22"/>
-        </w:rPr>
-        <w:t>大家都可以无脑做七对，普通手牌就失去了</w:t>
-      </w:r>
-      <w:r>
-        <w:rPr>
-          <w:rFonts w:eastAsiaTheme="minorHAnsi" w:hint="eastAsia"/>
-          <w:szCs w:val="22"/>
-        </w:rPr>
-        <w:t>意义；</w:t>
-      </w:r>
-      <w:r>
-        <w:rPr>
-          <w:rFonts w:eastAsiaTheme="minorHAnsi" w:hint="eastAsia"/>
-          <w:szCs w:val="22"/>
-        </w:rPr>
-        <w:t>而</w:t>
-      </w:r>
-      <w:r>
-        <w:rPr>
-          <w:rFonts w:eastAsiaTheme="minorHAnsi" w:hint="eastAsia"/>
-          <w:szCs w:val="22"/>
-        </w:rPr>
-        <w:t>若七对定值偏低，则</w:t>
-      </w:r>
-      <w:r>
-        <w:rPr>
-          <w:rFonts w:eastAsiaTheme="minorHAnsi" w:hint="eastAsia"/>
-          <w:szCs w:val="22"/>
-        </w:rPr>
-        <w:t>又与其</w:t>
-      </w:r>
-      <w:r>
-        <w:rPr>
-          <w:rFonts w:eastAsiaTheme="minorHAnsi" w:hint="eastAsia"/>
-          <w:szCs w:val="22"/>
-        </w:rPr>
-        <w:t>门清、难听牌和牌等</w:t>
-      </w:r>
-      <w:r>
-        <w:rPr>
-          <w:rFonts w:eastAsiaTheme="minorHAnsi" w:hint="eastAsia"/>
-          <w:szCs w:val="22"/>
-        </w:rPr>
-        <w:t>不匹配。</w:t>
-      </w:r>
-      <w:r>
-        <w:rPr>
-          <w:rFonts w:eastAsiaTheme="minorHAnsi" w:hint="eastAsia"/>
-          <w:szCs w:val="22"/>
-        </w:rPr>
-        <w:t>哪怕到了</w:t>
-      </w:r>
-      <w:r>
-        <w:rPr>
-          <w:rFonts w:eastAsiaTheme="minorHAnsi" w:hint="eastAsia"/>
-          <w:szCs w:val="22"/>
-        </w:rPr>
-        <w:t>如今，大多数人仍选择不</w:t>
-      </w:r>
-      <w:r>
-        <w:rPr>
-          <w:rFonts w:eastAsiaTheme="minorHAnsi" w:hint="eastAsia"/>
-          <w:szCs w:val="22"/>
-        </w:rPr>
-        <w:t>包容七对，也有一定的道理所在。故本书</w:t>
-      </w:r>
-      <w:r>
-        <w:rPr>
-          <w:rFonts w:eastAsiaTheme="minorHAnsi" w:hint="eastAsia"/>
-          <w:b/>
-          <w:bCs/>
-          <w:szCs w:val="22"/>
-        </w:rPr>
-        <w:t>强烈不推荐</w:t>
-      </w:r>
-      <w:r>
-        <w:rPr>
-          <w:rFonts w:eastAsiaTheme="minorHAnsi" w:hint="eastAsia"/>
-          <w:szCs w:val="22"/>
-        </w:rPr>
-        <w:t>七对作为默认番种纳入清混碰</w:t>
-      </w:r>
-      <w:r>
-        <w:rPr>
-          <w:rFonts w:eastAsiaTheme="minorHAnsi" w:hint="eastAsia"/>
-          <w:szCs w:val="22"/>
-        </w:rPr>
-        <w:t>规则中，可以作为自选番种存在，</w:t>
-      </w:r>
-      <w:r>
-        <w:rPr>
-          <w:rFonts w:eastAsiaTheme="minorHAnsi" w:hint="eastAsia"/>
-          <w:szCs w:val="22"/>
-        </w:rPr>
-        <w:t>本人也提出一种定值的方案：将七对本身定为</w:t>
-      </w:r>
-      <w:r>
-        <w:rPr>
-          <w:rFonts w:eastAsiaTheme="minorHAnsi" w:hint="eastAsia"/>
-          <w:szCs w:val="22"/>
-        </w:rPr>
-        <w:t>5花，可以加算</w:t>
-      </w:r>
-      <w:r>
-        <w:rPr>
-          <w:rFonts w:eastAsiaTheme="minorHAnsi" w:hint="eastAsia"/>
-          <w:szCs w:val="22"/>
-        </w:rPr>
-        <w:t>花牌花</w:t>
-      </w:r>
-      <w:r>
-        <w:rPr>
-          <w:rFonts w:eastAsiaTheme="minorHAnsi" w:hint="eastAsia"/>
-          <w:szCs w:val="22"/>
-        </w:rPr>
-        <w:t>、</w:t>
-      </w:r>
-      <w:r>
-        <w:rPr>
-          <w:rFonts w:eastAsiaTheme="minorHAnsi" w:hint="eastAsia"/>
-          <w:szCs w:val="22"/>
-        </w:rPr>
-        <w:t>手</w:t>
-      </w:r>
-      <w:r>
-        <w:rPr>
-          <w:rFonts w:eastAsiaTheme="minorHAnsi" w:hint="eastAsia"/>
-          <w:szCs w:val="22"/>
-        </w:rPr>
-        <w:t>中中发白的对子</w:t>
-      </w:r>
-      <w:r>
-        <w:rPr>
-          <w:rFonts w:eastAsiaTheme="minorHAnsi" w:hint="eastAsia"/>
-          <w:szCs w:val="22"/>
-        </w:rPr>
-        <w:t>（</w:t>
-      </w:r>
-      <w:r>
-        <w:rPr>
-          <w:rFonts w:eastAsiaTheme="minorHAnsi" w:hint="eastAsia"/>
-          <w:szCs w:val="22"/>
-        </w:rPr>
-        <w:t>一对</w:t>
-      </w:r>
-      <w:r>
-        <w:rPr>
-          <w:rFonts w:eastAsiaTheme="minorHAnsi" w:hint="eastAsia"/>
-          <w:szCs w:val="22"/>
-        </w:rPr>
-        <w:t>1</w:t>
-      </w:r>
-      <w:r>
-        <w:rPr>
-          <w:rFonts w:eastAsiaTheme="minorHAnsi" w:hint="eastAsia"/>
-          <w:szCs w:val="22"/>
-        </w:rPr>
-        <w:t>花</w:t>
-      </w:r>
-      <w:r>
-        <w:rPr>
-          <w:rFonts w:eastAsiaTheme="minorHAnsi" w:hint="eastAsia"/>
-          <w:szCs w:val="22"/>
-        </w:rPr>
-        <w:t>）及四张相同的牌（一组1花）</w:t>
-      </w:r>
-      <w:r>
-        <w:rPr>
-          <w:rFonts w:eastAsiaTheme="minorHAnsi" w:hint="eastAsia"/>
-          <w:szCs w:val="22"/>
-        </w:rPr>
-        <w:t>，同样勒子封顶；若为混七对则直接计为</w:t>
-      </w:r>
-      <w:r>
-        <w:rPr>
-          <w:rFonts w:eastAsiaTheme="minorHAnsi" w:hint="eastAsia"/>
-          <w:szCs w:val="22"/>
-        </w:rPr>
-        <w:t>混碰</w:t>
-      </w:r>
-      <w:r>
-        <w:rPr>
-          <w:rFonts w:eastAsiaTheme="minorHAnsi" w:hint="eastAsia"/>
-          <w:szCs w:val="22"/>
-        </w:rPr>
-        <w:t>，清七对计</w:t>
-      </w:r>
-      <w:r>
-        <w:rPr>
-          <w:rFonts w:eastAsiaTheme="minorHAnsi" w:hint="eastAsia"/>
-          <w:szCs w:val="22"/>
-        </w:rPr>
-        <w:t>清碰</w:t>
-      </w:r>
-      <w:r>
-        <w:rPr>
-          <w:rFonts w:eastAsiaTheme="minorHAnsi" w:hint="eastAsia"/>
-          <w:szCs w:val="22"/>
-        </w:rPr>
-        <w:t>，</w:t>
-      </w:r>
-      <w:r>
-        <w:rPr>
-          <w:rFonts w:eastAsiaTheme="minorHAnsi" w:hint="eastAsia"/>
-          <w:szCs w:val="22"/>
-        </w:rPr>
-        <w:t>字七对计全风向</w:t>
+        <w:t>若一局结束无人和牌，则下一局任何和牌</w:t>
+      </w:r>
+      <w:r>
+        <w:rPr>
+          <w:rFonts w:eastAsiaTheme="minorHAnsi" w:hint="eastAsia"/>
+          <w:szCs w:val="22"/>
+        </w:rPr>
+        <w:t>结算点数</w:t>
+      </w:r>
+      <w:r>
+        <w:rPr>
+          <w:rFonts w:eastAsiaTheme="minorHAnsi" w:hint="eastAsia"/>
+          <w:szCs w:val="22"/>
+        </w:rPr>
+        <w:t>均乘2，称为荒番；如果连续荒番，则局数会累加，但倍数不</w:t>
+      </w:r>
+      <w:r>
+        <w:rPr>
+          <w:rFonts w:eastAsiaTheme="minorHAnsi" w:hint="eastAsia"/>
+          <w:szCs w:val="22"/>
+        </w:rPr>
+        <w:t>会</w:t>
+      </w:r>
+      <w:r>
+        <w:rPr>
+          <w:rFonts w:eastAsiaTheme="minorHAnsi" w:hint="eastAsia"/>
+          <w:szCs w:val="22"/>
+        </w:rPr>
+        <w:t>累加。如荒番两局，则接下来的两局均是荒番，和牌点数也均为两倍。</w:t>
       </w:r>
     </w:p>
     <w:sectPr>
-      <w:headerReference w:type="even" r:id="rId7"/>
-      <w:headerReference w:type="default" r:id="rId8"/>
-      <w:footerReference w:type="even" r:id="rId9"/>
-      <w:footerReference w:type="default" r:id="rId10"/>
-      <w:headerReference w:type="first" r:id="rId11"/>
-      <w:footerReference w:type="first" r:id="rId12"/>
       <w:pgSz w:w="11906" w:h="16838"/>
       <w:pgMar w:top="1440" w:right="1800" w:bottom="1440" w:left="1800" w:header="851" w:footer="992" w:gutter="0"/>
       <w:cols w:space="425"/>
@@ -4391,45 +3806,6 @@
 </w:endnotes>
 </file>
 
-<file path=word/footer1.xml><?xml version="1.0" encoding="utf-8"?>
-<w:ftr xmlns:wpc="http://schemas.microsoft.com/office/word/2010/wordprocessingCanvas" xmlns:cx="http://schemas.microsoft.com/office/drawing/2014/chartex" xmlns:cx1="http://schemas.microsoft.com/office/drawing/2015/9/8/chartex" xmlns:cx2="http://schemas.microsoft.com/office/drawing/2015/10/21/chartex" xmlns:cx3="http://schemas.microsoft.com/office/drawing/2016/5/9/chartex" xmlns:cx4="http://schemas.microsoft.com/office/drawing/2016/5/10/chartex" xmlns:cx5="http://schemas.microsoft.com/office/drawing/2016/5/11/chartex" xmlns:cx6="http://schemas.microsoft.com/office/drawing/2016/5/12/chartex" xmlns:cx7="http://schemas.microsoft.com/office/drawing/2016/5/13/chartex" xmlns:cx8="http://schemas.microsoft.com/office/drawing/2016/5/14/chartex" xmlns:mc="http://schemas.openxmlformats.org/markup-compatibility/2006" xmlns:aink="http://schemas.microsoft.com/office/drawing/2016/ink" xmlns:am3d="http://schemas.microsoft.com/office/drawing/2017/model3d" xmlns:o="urn:schemas-microsoft-com:office:office" xmlns:oel="http://schemas.microsoft.com/office/2019/extlst" xmlns:r="http://schemas.openxmlformats.org/officeDocument/2006/relationships" xmlns:m="http://schemas.openxmlformats.org/officeDocument/2006/math" xmlns:v="urn:schemas-microsoft-com:vml" xmlns:wp14="http://schemas.microsoft.com/office/word/2010/wordprocessingDrawing" xmlns:wp="http://schemas.openxmlformats.org/drawingml/2006/wordprocessingDrawing" xmlns:w10="urn:schemas-microsoft-com:office:word" xmlns:w="http://schemas.openxmlformats.org/wordprocessingml/2006/main" xmlns:w14="http://schemas.microsoft.com/office/word/2010/wordml" xmlns:w15="http://schemas.microsoft.com/office/word/2012/wordml" xmlns:w16cex="http://schemas.microsoft.com/office/word/2018/wordml/cex" xmlns:w16cid="http://schemas.microsoft.com/office/word/2016/wordml/cid" xmlns:w16="http://schemas.microsoft.com/office/word/2018/wordml" xmlns:w16du="http://schemas.microsoft.com/office/word/2023/wordml/word16du" xmlns:w16sdtdh="http://schemas.microsoft.com/office/word/2020/wordml/sdtdatahash" xmlns:w16sdtfl="http://schemas.microsoft.com/office/word/2024/wordml/sdtformatlock" xmlns:w16se="http://schemas.microsoft.com/office/word/2015/wordml/symex" xmlns:wpg="http://schemas.microsoft.com/office/word/2010/wordprocessingGroup" xmlns:wpi="http://schemas.microsoft.com/office/word/2010/wordprocessingInk" xmlns:wne="http://schemas.microsoft.com/office/word/2006/wordml" xmlns:wps="http://schemas.microsoft.com/office/word/2010/wordprocessingShape" mc:Ignorable="w14 w15 w16se w16cid w16 w16cex w16sdtdh w16sdtfl w16du wp14">
-  <w:p>
-    <w:pPr>
-      <w:pStyle w:val="af0"/>
-      <w:rPr>
-        <w:rFonts w:hint="eastAsia"/>
-      </w:rPr>
-    </w:pPr>
-  </w:p>
-</w:ftr>
-</file>
-
-<file path=word/footer2.xml><?xml version="1.0" encoding="utf-8"?>
-<w:ftr xmlns:wpc="http://schemas.microsoft.com/office/word/2010/wordprocessingCanvas" xmlns:cx="http://schemas.microsoft.com/office/drawing/2014/chartex" xmlns:cx1="http://schemas.microsoft.com/office/drawing/2015/9/8/chartex" xmlns:cx2="http://schemas.microsoft.com/office/drawing/2015/10/21/chartex" xmlns:cx3="http://schemas.microsoft.com/office/drawing/2016/5/9/chartex" xmlns:cx4="http://schemas.microsoft.com/office/drawing/2016/5/10/chartex" xmlns:cx5="http://schemas.microsoft.com/office/drawing/2016/5/11/chartex" xmlns:cx6="http://schemas.microsoft.com/office/drawing/2016/5/12/chartex" xmlns:cx7="http://schemas.microsoft.com/office/drawing/2016/5/13/chartex" xmlns:cx8="http://schemas.microsoft.com/office/drawing/2016/5/14/chartex" xmlns:mc="http://schemas.openxmlformats.org/markup-compatibility/2006" xmlns:aink="http://schemas.microsoft.com/office/drawing/2016/ink" xmlns:am3d="http://schemas.microsoft.com/office/drawing/2017/model3d" xmlns:o="urn:schemas-microsoft-com:office:office" xmlns:oel="http://schemas.microsoft.com/office/2019/extlst" xmlns:r="http://schemas.openxmlformats.org/officeDocument/2006/relationships" xmlns:m="http://schemas.openxmlformats.org/officeDocument/2006/math" xmlns:v="urn:schemas-microsoft-com:vml" xmlns:wp14="http://schemas.microsoft.com/office/word/2010/wordprocessingDrawing" xmlns:wp="http://schemas.openxmlformats.org/drawingml/2006/wordprocessingDrawing" xmlns:w10="urn:schemas-microsoft-com:office:word" xmlns:w="http://schemas.openxmlformats.org/wordprocessingml/2006/main" xmlns:w14="http://schemas.microsoft.com/office/word/2010/wordml" xmlns:w15="http://schemas.microsoft.com/office/word/2012/wordml" xmlns:w16cex="http://schemas.microsoft.com/office/word/2018/wordml/cex" xmlns:w16cid="http://schemas.microsoft.com/office/word/2016/wordml/cid" xmlns:w16="http://schemas.microsoft.com/office/word/2018/wordml" xmlns:w16du="http://schemas.microsoft.com/office/word/2023/wordml/word16du" xmlns:w16sdtdh="http://schemas.microsoft.com/office/word/2020/wordml/sdtdatahash" xmlns:w16sdtfl="http://schemas.microsoft.com/office/word/2024/wordml/sdtformatlock" xmlns:w16se="http://schemas.microsoft.com/office/word/2015/wordml/symex" xmlns:wpg="http://schemas.microsoft.com/office/word/2010/wordprocessingGroup" xmlns:wpi="http://schemas.microsoft.com/office/word/2010/wordprocessingInk" xmlns:wne="http://schemas.microsoft.com/office/word/2006/wordml" xmlns:wps="http://schemas.microsoft.com/office/word/2010/wordprocessingShape" mc:Ignorable="w14 w15 w16se w16cid w16 w16cex w16sdtdh w16sdtfl w16du wp14">
-  <w:p>
-    <w:pPr>
-      <w:pStyle w:val="af0"/>
-      <w:rPr>
-        <w:rFonts w:hint="eastAsia"/>
-      </w:rPr>
-    </w:pPr>
-  </w:p>
-</w:ftr>
-</file>
-
-<file path=word/footer3.xml><?xml version="1.0" encoding="utf-8"?>
-<w:ftr xmlns:wpc="http://schemas.microsoft.com/office/word/2010/wordprocessingCanvas" xmlns:cx="http://schemas.microsoft.com/office/drawing/2014/chartex" xmlns:cx1="http://schemas.microsoft.com/office/drawing/2015/9/8/chartex" xmlns:cx2="http://schemas.microsoft.com/office/drawing/2015/10/21/chartex" xmlns:cx3="http://schemas.microsoft.com/office/drawing/2016/5/9/chartex" xmlns:cx4="http://schemas.microsoft.com/office/drawing/2016/5/10/chartex" xmlns:cx5="http://schemas.microsoft.com/office/drawing/2016/5/11/chartex" xmlns:cx6="http://schemas.microsoft.com/office/drawing/2016/5/12/chartex" xmlns:cx7="http://schemas.microsoft.com/office/drawing/2016/5/13/chartex" xmlns:cx8="http://schemas.microsoft.com/office/drawing/2016/5/14/chartex" xmlns:mc="http://schemas.openxmlformats.org/markup-compatibility/2006" xmlns:aink="http://schemas.microsoft.com/office/drawing/2016/ink" xmlns:am3d="http://schemas.microsoft.com/office/drawing/2017/model3d" xmlns:o="urn:schemas-microsoft-com:office:office" xmlns:oel="http://schemas.microsoft.com/office/2019/extlst" xmlns:r="http://schemas.openxmlformats.org/officeDocument/2006/relationships" xmlns:m="http://schemas.openxmlformats.org/officeDocument/2006/math" xmlns:v="urn:schemas-microsoft-com:vml" xmlns:wp14="http://schemas.microsoft.com/office/word/2010/wordprocessingDrawing" xmlns:wp="http://schemas.openxmlformats.org/drawingml/2006/wordprocessingDrawing" xmlns:w10="urn:schemas-microsoft-com:office:word" xmlns:w="http://schemas.openxmlformats.org/wordprocessingml/2006/main" xmlns:w14="http://schemas.microsoft.com/office/word/2010/wordml" xmlns:w15="http://schemas.microsoft.com/office/word/2012/wordml" xmlns:w16cex="http://schemas.microsoft.com/office/word/2018/wordml/cex" xmlns:w16cid="http://schemas.microsoft.com/office/word/2016/wordml/cid" xmlns:w16="http://schemas.microsoft.com/office/word/2018/wordml" xmlns:w16du="http://schemas.microsoft.com/office/word/2023/wordml/word16du" xmlns:w16sdtdh="http://schemas.microsoft.com/office/word/2020/wordml/sdtdatahash" xmlns:w16sdtfl="http://schemas.microsoft.com/office/word/2024/wordml/sdtformatlock" xmlns:w16se="http://schemas.microsoft.com/office/word/2015/wordml/symex" xmlns:wpg="http://schemas.microsoft.com/office/word/2010/wordprocessingGroup" xmlns:wpi="http://schemas.microsoft.com/office/word/2010/wordprocessingInk" xmlns:wne="http://schemas.microsoft.com/office/word/2006/wordml" xmlns:wps="http://schemas.microsoft.com/office/word/2010/wordprocessingShape" mc:Ignorable="w14 w15 w16se w16cid w16 w16cex w16sdtdh w16sdtfl w16du wp14">
-  <w:p>
-    <w:pPr>
-      <w:pStyle w:val="af0"/>
-      <w:rPr>
-        <w:rFonts w:hint="eastAsia"/>
-      </w:rPr>
-    </w:pPr>
-  </w:p>
-</w:ftr>
-</file>
-
 <file path=word/footnotes.xml><?xml version="1.0" encoding="utf-8"?>
 <w:footnotes xmlns:wpc="http://schemas.microsoft.com/office/word/2010/wordprocessingCanvas" xmlns:cx="http://schemas.microsoft.com/office/drawing/2014/chartex" xmlns:cx1="http://schemas.microsoft.com/office/drawing/2015/9/8/chartex" xmlns:cx2="http://schemas.microsoft.com/office/drawing/2015/10/21/chartex" xmlns:cx3="http://schemas.microsoft.com/office/drawing/2016/5/9/chartex" xmlns:cx4="http://schemas.microsoft.com/office/drawing/2016/5/10/chartex" xmlns:cx5="http://schemas.microsoft.com/office/drawing/2016/5/11/chartex" xmlns:cx6="http://schemas.microsoft.com/office/drawing/2016/5/12/chartex" xmlns:cx7="http://schemas.microsoft.com/office/drawing/2016/5/13/chartex" xmlns:cx8="http://schemas.microsoft.com/office/drawing/2016/5/14/chartex" xmlns:mc="http://schemas.openxmlformats.org/markup-compatibility/2006" xmlns:aink="http://schemas.microsoft.com/office/drawing/2016/ink" xmlns:am3d="http://schemas.microsoft.com/office/drawing/2017/model3d" xmlns:o="urn:schemas-microsoft-com:office:office" xmlns:oel="http://schemas.microsoft.com/office/2019/extlst" xmlns:r="http://schemas.openxmlformats.org/officeDocument/2006/relationships" xmlns:m="http://schemas.openxmlformats.org/officeDocument/2006/math" xmlns:v="urn:schemas-microsoft-com:vml" xmlns:wp14="http://schemas.microsoft.com/office/word/2010/wordprocessingDrawing" xmlns:wp="http://schemas.openxmlformats.org/drawingml/2006/wordprocessingDrawing" xmlns:w10="urn:schemas-microsoft-com:office:word" xmlns:w="http://schemas.openxmlformats.org/wordprocessingml/2006/main" xmlns:w14="http://schemas.microsoft.com/office/word/2010/wordml" xmlns:w15="http://schemas.microsoft.com/office/word/2012/wordml" xmlns:w16cex="http://schemas.microsoft.com/office/word/2018/wordml/cex" xmlns:w16cid="http://schemas.microsoft.com/office/word/2016/wordml/cid" xmlns:w16="http://schemas.microsoft.com/office/word/2018/wordml" xmlns:w16du="http://schemas.microsoft.com/office/word/2023/wordml/word16du" xmlns:w16sdtdh="http://schemas.microsoft.com/office/word/2020/wordml/sdtdatahash" xmlns:w16sdtfl="http://schemas.microsoft.com/office/word/2024/wordml/sdtformatlock" xmlns:w16se="http://schemas.microsoft.com/office/word/2015/wordml/symex" xmlns:wpg="http://schemas.microsoft.com/office/word/2010/wordprocessingGroup" xmlns:wpi="http://schemas.microsoft.com/office/word/2010/wordprocessingInk" xmlns:wne="http://schemas.microsoft.com/office/word/2006/wordml" xmlns:wps="http://schemas.microsoft.com/office/word/2010/wordprocessingShape" mc:Ignorable="w14 w15 w16se w16cid w16 w16cex w16sdtdh w16sdtfl w16du wp14">
   <w:footnote w:type="separator" w:id="-1">
@@ -4459,45 +3835,6 @@
     </w:p>
   </w:footnote>
 </w:footnotes>
-</file>
-
-<file path=word/header1.xml><?xml version="1.0" encoding="utf-8"?>
-<w:hdr xmlns:wpc="http://schemas.microsoft.com/office/word/2010/wordprocessingCanvas" xmlns:cx="http://schemas.microsoft.com/office/drawing/2014/chartex" xmlns:cx1="http://schemas.microsoft.com/office/drawing/2015/9/8/chartex" xmlns:cx2="http://schemas.microsoft.com/office/drawing/2015/10/21/chartex" xmlns:cx3="http://schemas.microsoft.com/office/drawing/2016/5/9/chartex" xmlns:cx4="http://schemas.microsoft.com/office/drawing/2016/5/10/chartex" xmlns:cx5="http://schemas.microsoft.com/office/drawing/2016/5/11/chartex" xmlns:cx6="http://schemas.microsoft.com/office/drawing/2016/5/12/chartex" xmlns:cx7="http://schemas.microsoft.com/office/drawing/2016/5/13/chartex" xmlns:cx8="http://schemas.microsoft.com/office/drawing/2016/5/14/chartex" xmlns:mc="http://schemas.openxmlformats.org/markup-compatibility/2006" xmlns:aink="http://schemas.microsoft.com/office/drawing/2016/ink" xmlns:am3d="http://schemas.microsoft.com/office/drawing/2017/model3d" xmlns:o="urn:schemas-microsoft-com:office:office" xmlns:oel="http://schemas.microsoft.com/office/2019/extlst" xmlns:r="http://schemas.openxmlformats.org/officeDocument/2006/relationships" xmlns:m="http://schemas.openxmlformats.org/officeDocument/2006/math" xmlns:v="urn:schemas-microsoft-com:vml" xmlns:wp14="http://schemas.microsoft.com/office/word/2010/wordprocessingDrawing" xmlns:wp="http://schemas.openxmlformats.org/drawingml/2006/wordprocessingDrawing" xmlns:w10="urn:schemas-microsoft-com:office:word" xmlns:w="http://schemas.openxmlformats.org/wordprocessingml/2006/main" xmlns:w14="http://schemas.microsoft.com/office/word/2010/wordml" xmlns:w15="http://schemas.microsoft.com/office/word/2012/wordml" xmlns:w16cex="http://schemas.microsoft.com/office/word/2018/wordml/cex" xmlns:w16cid="http://schemas.microsoft.com/office/word/2016/wordml/cid" xmlns:w16="http://schemas.microsoft.com/office/word/2018/wordml" xmlns:w16du="http://schemas.microsoft.com/office/word/2023/wordml/word16du" xmlns:w16sdtdh="http://schemas.microsoft.com/office/word/2020/wordml/sdtdatahash" xmlns:w16sdtfl="http://schemas.microsoft.com/office/word/2024/wordml/sdtformatlock" xmlns:w16se="http://schemas.microsoft.com/office/word/2015/wordml/symex" xmlns:wpg="http://schemas.microsoft.com/office/word/2010/wordprocessingGroup" xmlns:wpi="http://schemas.microsoft.com/office/word/2010/wordprocessingInk" xmlns:wne="http://schemas.microsoft.com/office/word/2006/wordml" xmlns:wps="http://schemas.microsoft.com/office/word/2010/wordprocessingShape" mc:Ignorable="w14 w15 w16se w16cid w16 w16cex w16sdtdh w16sdtfl w16du wp14">
-  <w:p>
-    <w:pPr>
-      <w:pStyle w:val="ae"/>
-      <w:rPr>
-        <w:rFonts w:hint="eastAsia"/>
-      </w:rPr>
-    </w:pPr>
-  </w:p>
-</w:hdr>
-</file>
-
-<file path=word/header2.xml><?xml version="1.0" encoding="utf-8"?>
-<w:hdr xmlns:wpc="http://schemas.microsoft.com/office/word/2010/wordprocessingCanvas" xmlns:cx="http://schemas.microsoft.com/office/drawing/2014/chartex" xmlns:cx1="http://schemas.microsoft.com/office/drawing/2015/9/8/chartex" xmlns:cx2="http://schemas.microsoft.com/office/drawing/2015/10/21/chartex" xmlns:cx3="http://schemas.microsoft.com/office/drawing/2016/5/9/chartex" xmlns:cx4="http://schemas.microsoft.com/office/drawing/2016/5/10/chartex" xmlns:cx5="http://schemas.microsoft.com/office/drawing/2016/5/11/chartex" xmlns:cx6="http://schemas.microsoft.com/office/drawing/2016/5/12/chartex" xmlns:cx7="http://schemas.microsoft.com/office/drawing/2016/5/13/chartex" xmlns:cx8="http://schemas.microsoft.com/office/drawing/2016/5/14/chartex" xmlns:mc="http://schemas.openxmlformats.org/markup-compatibility/2006" xmlns:aink="http://schemas.microsoft.com/office/drawing/2016/ink" xmlns:am3d="http://schemas.microsoft.com/office/drawing/2017/model3d" xmlns:o="urn:schemas-microsoft-com:office:office" xmlns:oel="http://schemas.microsoft.com/office/2019/extlst" xmlns:r="http://schemas.openxmlformats.org/officeDocument/2006/relationships" xmlns:m="http://schemas.openxmlformats.org/officeDocument/2006/math" xmlns:v="urn:schemas-microsoft-com:vml" xmlns:wp14="http://schemas.microsoft.com/office/word/2010/wordprocessingDrawing" xmlns:wp="http://schemas.openxmlformats.org/drawingml/2006/wordprocessingDrawing" xmlns:w10="urn:schemas-microsoft-com:office:word" xmlns:w="http://schemas.openxmlformats.org/wordprocessingml/2006/main" xmlns:w14="http://schemas.microsoft.com/office/word/2010/wordml" xmlns:w15="http://schemas.microsoft.com/office/word/2012/wordml" xmlns:w16cex="http://schemas.microsoft.com/office/word/2018/wordml/cex" xmlns:w16cid="http://schemas.microsoft.com/office/word/2016/wordml/cid" xmlns:w16="http://schemas.microsoft.com/office/word/2018/wordml" xmlns:w16du="http://schemas.microsoft.com/office/word/2023/wordml/word16du" xmlns:w16sdtdh="http://schemas.microsoft.com/office/word/2020/wordml/sdtdatahash" xmlns:w16sdtfl="http://schemas.microsoft.com/office/word/2024/wordml/sdtformatlock" xmlns:w16se="http://schemas.microsoft.com/office/word/2015/wordml/symex" xmlns:wpg="http://schemas.microsoft.com/office/word/2010/wordprocessingGroup" xmlns:wpi="http://schemas.microsoft.com/office/word/2010/wordprocessingInk" xmlns:wne="http://schemas.microsoft.com/office/word/2006/wordml" xmlns:wps="http://schemas.microsoft.com/office/word/2010/wordprocessingShape" mc:Ignorable="w14 w15 w16se w16cid w16 w16cex w16sdtdh w16sdtfl w16du wp14">
-  <w:p>
-    <w:pPr>
-      <w:pStyle w:val="ae"/>
-      <w:rPr>
-        <w:rFonts w:hint="eastAsia"/>
-      </w:rPr>
-    </w:pPr>
-  </w:p>
-</w:hdr>
-</file>
-
-<file path=word/header3.xml><?xml version="1.0" encoding="utf-8"?>
-<w:hdr xmlns:wpc="http://schemas.microsoft.com/office/word/2010/wordprocessingCanvas" xmlns:cx="http://schemas.microsoft.com/office/drawing/2014/chartex" xmlns:cx1="http://schemas.microsoft.com/office/drawing/2015/9/8/chartex" xmlns:cx2="http://schemas.microsoft.com/office/drawing/2015/10/21/chartex" xmlns:cx3="http://schemas.microsoft.com/office/drawing/2016/5/9/chartex" xmlns:cx4="http://schemas.microsoft.com/office/drawing/2016/5/10/chartex" xmlns:cx5="http://schemas.microsoft.com/office/drawing/2016/5/11/chartex" xmlns:cx6="http://schemas.microsoft.com/office/drawing/2016/5/12/chartex" xmlns:cx7="http://schemas.microsoft.com/office/drawing/2016/5/13/chartex" xmlns:cx8="http://schemas.microsoft.com/office/drawing/2016/5/14/chartex" xmlns:mc="http://schemas.openxmlformats.org/markup-compatibility/2006" xmlns:aink="http://schemas.microsoft.com/office/drawing/2016/ink" xmlns:am3d="http://schemas.microsoft.com/office/drawing/2017/model3d" xmlns:o="urn:schemas-microsoft-com:office:office" xmlns:oel="http://schemas.microsoft.com/office/2019/extlst" xmlns:r="http://schemas.openxmlformats.org/officeDocument/2006/relationships" xmlns:m="http://schemas.openxmlformats.org/officeDocument/2006/math" xmlns:v="urn:schemas-microsoft-com:vml" xmlns:wp14="http://schemas.microsoft.com/office/word/2010/wordprocessingDrawing" xmlns:wp="http://schemas.openxmlformats.org/drawingml/2006/wordprocessingDrawing" xmlns:w10="urn:schemas-microsoft-com:office:word" xmlns:w="http://schemas.openxmlformats.org/wordprocessingml/2006/main" xmlns:w14="http://schemas.microsoft.com/office/word/2010/wordml" xmlns:w15="http://schemas.microsoft.com/office/word/2012/wordml" xmlns:w16cex="http://schemas.microsoft.com/office/word/2018/wordml/cex" xmlns:w16cid="http://schemas.microsoft.com/office/word/2016/wordml/cid" xmlns:w16="http://schemas.microsoft.com/office/word/2018/wordml" xmlns:w16du="http://schemas.microsoft.com/office/word/2023/wordml/word16du" xmlns:w16sdtdh="http://schemas.microsoft.com/office/word/2020/wordml/sdtdatahash" xmlns:w16sdtfl="http://schemas.microsoft.com/office/word/2024/wordml/sdtformatlock" xmlns:w16se="http://schemas.microsoft.com/office/word/2015/wordml/symex" xmlns:wpg="http://schemas.microsoft.com/office/word/2010/wordprocessingGroup" xmlns:wpi="http://schemas.microsoft.com/office/word/2010/wordprocessingInk" xmlns:wne="http://schemas.microsoft.com/office/word/2006/wordml" xmlns:wps="http://schemas.microsoft.com/office/word/2010/wordprocessingShape" mc:Ignorable="w14 w15 w16se w16cid w16 w16cex w16sdtdh w16sdtfl w16du wp14">
-  <w:p>
-    <w:pPr>
-      <w:pStyle w:val="ae"/>
-      <w:rPr>
-        <w:rFonts w:hint="eastAsia"/>
-      </w:rPr>
-    </w:pPr>
-  </w:p>
-</w:hdr>
 </file>
 
 <file path=word/numbering.xml><?xml version="1.0" encoding="utf-8"?>
